--- a/docs/ATM_Service_Quality_Project.docx
+++ b/docs/ATM_Service_Quality_Project.docx
@@ -2452,37 +2452,58 @@
         <w:pStyle w:val="Heading2"/>
       </w:pPr>
       <w:r>
-        <w:t>2.1 Origins and Global Development</w:t>
-      </w:r>
-    </w:p>
-    <w:p>
-      <w:pPr>
-        <w:spacing w:before="120" w:after="120" w:line="360" w:lineRule="auto"/>
-        <w:ind w:firstLine="720"/>
+        <w:t xml:space="preserve">2.1 The Automated Teller Machine: Origins and Adoption</w:t>
+      </w:r>
+    </w:p>
+    <w:p>
+      <w:pPr>
+        <w:spacing w:after="160" w:line="259" w:lineRule="auto"/>
         <w:jc w:val="both"/>
       </w:pPr>
       <w:r>
-        <w:t>The concept of automated self-service in retail banking emerged through parallel and largely independent efforts in Japan, Sweden, the United Kingdom, and the United States during the 1960s. The ATM as we know today is not the product of a single inventor but rather an amalgamation of contributions from several innovators. Early prototypes differed substantially in their functionality – some could dispense cash but not accept deposits, others could receive deposits but not disburse funds (History.com, 2025). The challenges of early adoption were significant: Simjian's 'Bankograph', placed in New York City, was used mainly by those seeking to avoid face-to-face banking and was withdrawn after roughly six months due to minimal uptake (ATMMachines.com, 2025).</w:t>
-      </w:r>
-    </w:p>
-    <w:p>
-      <w:pPr>
-        <w:spacing w:before="120" w:after="120" w:line="360" w:lineRule="auto"/>
-        <w:ind w:firstLine="720"/>
+        <w:t xml:space="preserve">Self-service cash dispensing was pursued in several countries at roughly the same time during the 1960s, but the installation most widely credited as the first true walk-up cash machine was unveiled at a branch of Barclays Bank on Enfield High Street in north London on 27 June 1967. The machine was the work of the engineer John Shepherd-Barron; the Personal Identification Number that still underpins ATM security today is credited to his colleague James Goodfellow, who patented the concept (Barclays, 2017). Machines of this kind spread quickly to other banks in the United Kingdom and continental Europe before being adopted, through the 1970s and 1980s, across North America and eventually much of the world, evolving from single-purpose cash dispensers into the multi-function self-service terminals in use today.</w:t>
+      </w:r>
+    </w:p>
+    <w:p>
+      <w:pPr>
+        <w:pStyle w:val="Heading2"/>
+      </w:pPr>
+      <w:r>
+        <w:t xml:space="preserve">2.2 Diffusion of ATM Technology in Ghana</w:t>
+      </w:r>
+    </w:p>
+    <w:p>
+      <w:pPr>
+        <w:spacing w:after="160" w:line="259" w:lineRule="auto"/>
         <w:jc w:val="both"/>
       </w:pPr>
       <w:r>
-        <w:t>The pivotal moment in ATM history came on 27 June 1967, when Barclays Bank deployed Shepherd-Barron's device at its Enfield High Street branch in north London. Unlike contemporary machines, this early ATM required customers to insert paper vouchers printed with radioactive carbon-14, with a maximum withdrawal of £10 per transaction. The concept of the Personal Identification Number (PIN), an innovation credited to engineer James Goodfellow, was integral to making self-service banking technology accessible and secure at scale (NCR Atleos, 2025). Just two days after the Barclays installation, a Swedish device known as the Bankomat was deployed in Uppsala, and shortly thereafter Westminster Bank (now part of RBS) launched another device built by Chubb and Smith Industries in London (The Conversation, 2017).</w:t>
-      </w:r>
-    </w:p>
-    <w:p>
-      <w:pPr>
-        <w:spacing w:before="120" w:after="120" w:line="360" w:lineRule="auto"/>
-        <w:ind w:firstLine="720"/>
+        <w:t xml:space="preserve">The spread of ATM technology to sub-Saharan Africa followed a later trajectory than in North America and Europe, reaching Ghana in earnest from the late 1990s as part of a wider modernisation of the country's banking sector. Ghana Commercial Bank, as one of the country's oldest and largest indigenous banks, was among the institutions that extended ATM access most widely during this period, and continues to operate one of the more extensive branch and ATM networks among Ghana's indigenous banks (Ghana Commercial Bank PLC, 2023). Research into ATM banking in Ghana has repeatedly found the ATM to be among the most heavily used self-service channels among bank customers even where alternative digital channels exist (Narteh, 2013, 2015), and studies conducted at individual GCB branches have found customers rating the bank's ATM services as being of comparatively high quality relative to some of its other retail products (Adams, Bashiru and Abdulai, 2016). At the same time, research across the sector has identified transaction delays, card-replacement turnaround times, and customers' sense of personal safety while withdrawing cash as recurring concerns in Ghanaian ATM service delivery (Boateng, Amponsah and Serwaa-Adomako, 2014).</w:t>
+      </w:r>
+    </w:p>
+    <w:p>
+      <w:pPr>
+        <w:pStyle w:val="Heading2"/>
+      </w:pPr>
+      <w:r>
+        <w:t xml:space="preserve">2.3 Theoretical Frameworks</w:t>
+      </w:r>
+    </w:p>
+    <w:p>
+      <w:pPr>
+        <w:pStyle w:val="Heading2"/>
+      </w:pPr>
+      <w:r>
+        <w:t xml:space="preserve">2.3.1 Service Quality: The Grönroos and SERVQUAL Traditions</w:t>
+      </w:r>
+    </w:p>
+    <w:p>
+      <w:pPr>
+        <w:spacing w:after="160" w:line="259" w:lineRule="auto"/>
         <w:jc w:val="both"/>
       </w:pPr>
       <w:r>
-        <w:t>The adoption of ATMs accelerated sharply through the 1970s and 1980s, particularly in the United States. Chemical Bank installed the first American ATM at its Rockville Centre branch in New York on 2 September 1969. By the end of the 1970s, following Citibank's landmark deployment of 24-hour ATMs in New York, almost every major American bank had followed suit (American Banker, 2025). By the close of the twentieth century, ATMs had become a ubiquitous feature of the banking landscape across developed economies, with the machines evolving from single-function cash dispensers to multi-service financial kiosks.</w:t>
+        <w:t xml:space="preserve">The academic study of service quality traces its roots to Grönroos (1984), who was among the first to distinguish between the technical quality of a service, what is delivered, and its functional quality, how it is delivered, arguing that a customer's overall quality perception is formed by comparing expected service against perceived service. This expectation-perception framing was formalised by Parasuraman, Zeithaml and Berry (1985, 1988) in the SERVQUAL model, which operationalised service quality across an initial ten dimensions later consolidated into five: tangibles, reliability, responsiveness, assurance, and empathy. SERVQUAL, validated through a twenty-two-item instrument published in the Journal of Retailing, remains among the most widely applied instruments for measuring service quality in banking research internationally. It has not gone unchallenged: Cronin and Taylor (1992) argued, on the basis of their own empirical testing, that a performance-only measure of service quality (which they termed SERVPERF) explained customer satisfaction at least as well as SERVQUAL's expectation-minus-performance formulation, a critique that has shaped how later researchers design service-quality instruments. Within Ghana, SERVQUAL has been applied directly to Ghana Commercial Bank: Cudjoe, Anim and Nyanyofio (2015) surveyed 120 GCB customers across three branches using the five SERVQUAL dimensions and found that all five contributed to customers' perceptions of service quality, identifying reliability, responsiveness, empathy, assurance, and tangibility, in that order, as the priority areas the bank needed to strengthen.</w:t>
       </w:r>
     </w:p>
     <w:p>
@@ -2490,49 +2511,50 @@
         <w:pStyle w:val="Heading2"/>
       </w:pPr>
       <w:r>
-        <w:t>2.2 ATMs in Developing Countries and Africa</w:t>
-      </w:r>
-    </w:p>
-    <w:p>
-      <w:pPr>
-        <w:spacing w:before="120" w:after="120" w:line="360" w:lineRule="auto"/>
-        <w:ind w:firstLine="720"/>
+        <w:t xml:space="preserve">2.3.2 Expectation-Disconfirmation Theory</w:t>
+      </w:r>
+    </w:p>
+    <w:p>
+      <w:pPr>
+        <w:spacing w:after="160" w:line="259" w:lineRule="auto"/>
         <w:jc w:val="both"/>
       </w:pPr>
       <w:r>
-        <w:t>The diffusion of ATM technology to developing countries, including those in sub-Saharan Africa, followed a somewhat later trajectory. The particular significance of ATMs in developing-country contexts relates to their capacity to extend banking services beyond the limitations of physical branch networks. As noted by FinTech researchers, approximately 78 percent of ATMs in some developing economies have been used to promote financial access and inclusion (Academia.edu, 2021). The World Bank's Global Findex Database confirms that the percentage of adults with a bank account worldwide increased from 51 percent in 2011 to 71 percent in 2021, driven in large part by the expansion of self-service and digital banking channels including ATMs (World Bank, 2023).</w:t>
-      </w:r>
-    </w:p>
-    <w:p>
-      <w:pPr>
-        <w:spacing w:before="120" w:after="120" w:line="360" w:lineRule="auto"/>
-        <w:ind w:firstLine="720"/>
+        <w:t xml:space="preserve">A closely related theoretical contribution is Oliver's (1980) Expectation-Disconfirmation Theory, which proposes that customer satisfaction results from the comparison between a customer's prior expectations of a service and their perception of its actual performance: when performance meets or exceeds expectation, positive disconfirmation produces satisfaction, and when it falls short, negative disconfirmation produces dissatisfaction. Where SERVQUAL is typically used to measure the structure of service quality, Oliver's framework is useful for explaining why satisfaction with an objectively similar service can vary between customers and change over time as expectations themselves shift, an insight of direct relevance to ATM services, where repeated exposure to a bank's machines steadily raises the baseline against which each new transaction is judged.</w:t>
+      </w:r>
+    </w:p>
+    <w:p>
+      <w:pPr>
+        <w:pStyle w:val="Heading2"/>
+      </w:pPr>
+      <w:r>
+        <w:t xml:space="preserve">2.3.3 The Technology Acceptance Model</w:t>
+      </w:r>
+    </w:p>
+    <w:p>
+      <w:pPr>
+        <w:spacing w:after="160" w:line="259" w:lineRule="auto"/>
         <w:jc w:val="both"/>
       </w:pPr>
       <w:r>
-        <w:t>In Ghana, the deployment of ATMs began in earnest in the late 1990s and early 2000s as part of broader efforts to modernize the banking sector and enhance service delivery. Ghana Commercial Bank, as the country's largest indigenous bank, played a pioneering role in this expansion. Research conducted on ATM standards and service quality in Ghana's banking industry found that GCB's most popular electronic banking product among its customers is the ATM, reflecting both the primacy of the machine as a self-service channel and customers' elevated expectations of ATM performance (Academia.edu, 2014). Between 2020 and 2023, Ghana's payment ecosystem underwent rapid transformation, largely propelled by mobile-first and instant payment platforms, but ATMs remained a critical component of the service architecture, particularly for cash-dependent transaction segments (KPMG, 2025).</w:t>
-      </w:r>
-    </w:p>
-    <w:p>
-      <w:pPr>
-        <w:spacing w:before="120" w:after="120" w:line="360" w:lineRule="auto"/>
-        <w:ind w:firstLine="720"/>
+        <w:t xml:space="preserve">Because ATM interactions are technology-mediated rather than interpersonal, part of the literature draws instead, or in addition, on Davis's (1989) Technology Acceptance Model (TAM). TAM proposes that a user's acceptance and continued use of a technology is governed principally by two beliefs: perceived usefulness, the degree to which the technology is believed to improve the user's task performance, and perceived ease of use, the degree to which using it is believed to be free of effort. Davis validated both constructs empirically and found perceived usefulness the stronger predictor of reported usage, with ease of use exerting much of its influence indirectly, through usefulness. Applied to ATM services, TAM suggests that a machine perceived as difficult to operate will be judged less useful regardless of the range of transactions it supports, a proposition with particular relevance in a market such as Ghana's, where digital literacy and confidence with self-service technology vary considerably across the customer base.</w:t>
+      </w:r>
+    </w:p>
+    <w:p>
+      <w:pPr>
+        <w:pStyle w:val="Heading2"/>
+      </w:pPr>
+      <w:r>
+        <w:t xml:space="preserve">2.4 The Behavioural Consequences of Service Quality</w:t>
+      </w:r>
+    </w:p>
+    <w:p>
+      <w:pPr>
+        <w:spacing w:after="160" w:line="259" w:lineRule="auto"/>
         <w:jc w:val="both"/>
       </w:pPr>
       <w:r>
-        <w:t>Despite this expansion, the Ghanaian ATM landscape has not been without challenges. Research consistently identifies network failures, machine downtime, insufficient ATM density relative to customer demand, security vulnerabilities, and low levels of user literacy as recurring impediments to effective ATM service delivery in Ghana (Core.ac.uk; ResearchGate, 2015). Long queues at ATM points, limited cash availability, and inadequate physical safety at ATM locations further exacerbate user frustration, undermining the original promise of round-the-clock, frictionless banking access.</w:t>
-      </w:r>
-    </w:p>
-    <w:p/>
-    <w:p>
-      <w:pPr>
-        <w:pStyle w:val="Heading1"/>
-      </w:pPr>
-      <w:r>
-        <w:rPr>
-          <w:caps/>
-        </w:rPr>
-        <w:t>2.3 Theoretical Frameworks</w:t>
+        <w:t xml:space="preserve">Beyond its direct link to satisfaction, service quality has been shown to carry through into customers' behavioural intentions toward the institution providing it. Zeithaml, Berry and Parasuraman (1996) proposed and empirically tested a model linking service quality perceptions to a spectrum of customer responses, from favourable behaviours such as loyalty, willingness to pay a premium, and positive word of mouth, to unfavourable behaviours such as complaining, reduced patronage, and outright defection to a competitor. For a bank such as GCB, operating in a Ghanaian market where customers can increasingly choose between traditional banks, mobile money providers, and fintech entrants, this behavioural dimension gives the study of ATM service quality practical stakes well beyond customer sentiment alone: poor ATM service quality, sustained over time, is a plausible driver of customer attrition.</w:t>
       </w:r>
     </w:p>
     <w:p>
@@ -2540,94 +2562,67 @@
         <w:pStyle w:val="Heading2"/>
       </w:pPr>
       <w:r>
-        <w:t>2.3.1 Service Quality Conceptualization</w:t>
-      </w:r>
-    </w:p>
-    <w:p>
-      <w:pPr>
-        <w:spacing w:before="120" w:after="120" w:line="360" w:lineRule="auto"/>
-        <w:ind w:firstLine="720"/>
+        <w:t xml:space="preserve">2.5 Dimensions of ATM Service Quality</w:t>
+      </w:r>
+    </w:p>
+    <w:p>
+      <w:pPr>
+        <w:spacing w:after="160" w:line="259" w:lineRule="auto"/>
         <w:jc w:val="both"/>
       </w:pPr>
       <w:r>
-        <w:t>The theoretical study of service quality has its intellectual roots in the marketing literature of the 1980s. Gronroos (1984) was among the first scholars to conceptualize service quality as the result of the comparison between expected and perceived service, distinguishing between technical quality (what is delivered) and functional quality (how it is delivered). This distinction proved foundational for subsequent research.</w:t>
-      </w:r>
-    </w:p>
-    <w:p>
-      <w:pPr>
-        <w:spacing w:before="120" w:after="120" w:line="360" w:lineRule="auto"/>
-        <w:ind w:firstLine="720"/>
+        <w:t xml:space="preserve">A number of studies have sought to identify the dimensions that specifically characterise ATM service quality, as distinct from branch service quality, where interpersonal interaction plays a larger role. The most extensive Ghanaian contribution to this literature is Narteh (2015), who surveyed 530 ATM customers across fifteen banks and, using confirmatory factor analysis, identified six dimensions of ATM service quality: convenience, reliability, ease of use, privacy and security, responsiveness, and fulfilment. Of these six, Narteh found that all except privacy and security were significantly related to overall customer satisfaction, a finding that suggests Ghanaian ATM users may treat baseline security as an expected feature of the service rather than as an active source of satisfaction, while reliability, convenience, ease of use, responsiveness and fulfilment behave as more direct drivers of how satisfied customers report being. An earlier study by the same author had already identified reliability-related concerns among the dimensions Ghanaian customers use to judge ATM quality (Narteh, 2013).</w:t>
+      </w:r>
+    </w:p>
+    <w:p>
+      <w:pPr>
+        <w:pStyle w:val="Heading2"/>
+      </w:pPr>
+      <w:r>
+        <w:t xml:space="preserve">2.5.1 Reliability, Convenience and Ease of Use</w:t>
+      </w:r>
+    </w:p>
+    <w:p>
+      <w:pPr>
+        <w:spacing w:after="160" w:line="259" w:lineRule="auto"/>
         <w:jc w:val="both"/>
       </w:pPr>
       <w:r>
-        <w:t>However, it was Parasuraman, Zeithaml, and Berry (1985, 1988) whose work on the SERVQUAL model came to define the field. In their landmark studies, these authors proposed that service quality consists of the gap between customer expectations and perceptions of actual performance, operationalized across ten initial dimensions that were subsequently consolidated into five: Tangibles, Reliability, Responsiveness, Assurance, and Empathy (Umbrex, 2026; Marketing91, 2024). SERVQUAL has been extensively applied to the banking sector, providing a common language for the measurement of service quality across diverse institutional and cultural contexts.</w:t>
-      </w:r>
-    </w:p>
-    <w:p>
-      <w:pPr>
-        <w:spacing w:before="120" w:after="120" w:line="360" w:lineRule="auto"/>
-        <w:ind w:firstLine="720"/>
+        <w:t xml:space="preserve">Reliability, understood as a machine's capacity to function consistently and accurately across transactions, is treated across this literature as closely tied to customer satisfaction. Convenience, covering both the physical distribution of ATMs and the range of transactions a customer can complete without visiting a branch, is one of the most consistently cited motivators of ATM use; in markets with sparse branch networks, ATMs function as an important physical touchpoint between banks and customers outside major urban centres, which makes the geographic density of ATM deployment a strategic as well as an operational decision. Ease of use, which bridges the SERVQUAL and TAM traditions discussed above, captures how intuitive a customer finds a machine's on-screen instructions, menu navigation and keypad responsiveness; in a linguistically diverse market such as Ghana, where customers may be more comfortable transacting in English or in one of several Ghanaian languages, interface accessibility is a dimension banks can reasonably improve without new hardware investment.</w:t>
+      </w:r>
+    </w:p>
+    <w:p>
+      <w:pPr>
+        <w:pStyle w:val="Heading2"/>
+      </w:pPr>
+      <w:r>
+        <w:t xml:space="preserve">2.5.2 Privacy and Security</w:t>
+      </w:r>
+    </w:p>
+    <w:p>
+      <w:pPr>
+        <w:spacing w:after="160" w:line="259" w:lineRule="auto"/>
         <w:jc w:val="both"/>
       </w:pPr>
       <w:r>
-        <w:rPr>
-          <w:b/>
-          <w:bCs/>
-        </w:rPr>
-        <w:t xml:space="preserve">Tangibles </w:t>
-      </w:r>
-      <w:r>
-        <w:t xml:space="preserve">refer to the physical appearance of facilities, equipment, personnel, and communication materials. In the ATM context, this encompasses the physical state, cleanliness, and aesthetic quality of the machine itself, as well as the safety and accessibility of the ATM location. </w:t>
-      </w:r>
-      <w:r>
-        <w:rPr>
-          <w:b/>
-          <w:bCs/>
-        </w:rPr>
-        <w:t xml:space="preserve">Reliability </w:t>
-      </w:r>
-      <w:r>
-        <w:t xml:space="preserve">denotes the ability to perform the promised service dependably and accurately – arguably the most critical dimension for ATM users, who require consistent, error-free transactional capability. </w:t>
-      </w:r>
-      <w:r>
-        <w:rPr>
-          <w:b/>
-          <w:bCs/>
-        </w:rPr>
-        <w:t xml:space="preserve">Responsiveness </w:t>
-      </w:r>
-      <w:r>
-        <w:t xml:space="preserve">concerns the willingness to help customers and provide prompt service, including the speed of transaction processing and complaint resolution. </w:t>
-      </w:r>
-      <w:r>
-        <w:rPr>
-          <w:b/>
-          <w:bCs/>
-        </w:rPr>
-        <w:t xml:space="preserve">Assurance </w:t>
-      </w:r>
-      <w:r>
-        <w:t xml:space="preserve">reflects the knowledge and courtesy of employees and their ability to inspire trust and confidence, which in the ATM context translates to the trustworthiness of the machine itself and the institution behind it. </w:t>
-      </w:r>
-      <w:r>
-        <w:rPr>
-          <w:b/>
-          <w:bCs/>
-        </w:rPr>
-        <w:t xml:space="preserve">Empathy </w:t>
-      </w:r>
-      <w:r>
-        <w:t>involves caring, individualized attention to customers, including user-friendly interfaces and accessible service hours.</w:t>
-      </w:r>
-    </w:p>
-    <w:p>
-      <w:pPr>
-        <w:spacing w:before="120" w:after="120" w:line="360" w:lineRule="auto"/>
-        <w:ind w:firstLine="720"/>
+        <w:t xml:space="preserve">Security concerns in ATM banking span both the physical safety of customers at ATM locations and the technical integrity of the transaction itself. Adeoti's (2011) study of ATM fraud in Nigeria documents the principal fraud mechanisms directed at ATM users, including card skimming, in which a device is fitted to the card reader to copy card data, and shoulder surfing, in which a bystander observes a customer entering their PIN, and argues that inadequate physical security at ATM sites and weak enforcement of basic security protocols were significant contributors to fraud losses in Nigerian banking at the time of the study, a caution that applies with similar force to other West African banking markets, including Ghana's.</w:t>
+      </w:r>
+    </w:p>
+    <w:p>
+      <w:pPr>
+        <w:pStyle w:val="Heading2"/>
+      </w:pPr>
+      <w:r>
+        <w:t xml:space="preserve">2.5.3 Responsiveness and Fulfilment</w:t>
+      </w:r>
+    </w:p>
+    <w:p>
+      <w:pPr>
+        <w:spacing w:after="160" w:line="259" w:lineRule="auto"/>
         <w:jc w:val="both"/>
       </w:pPr>
       <w:r>
-        <w:t>Multiple studies in the banking sector have confirmed the applicability and reliability of SERVQUAL dimensions. A study in Mauritius using 200 banking customers found SERVQUAL to be a reliable and appropriate tool for evaluating service quality in the banking industry (Academia.edu, 2025). Studies using SERVQUAL in Ghana, including a landmark study of Ghana Commercial Bank and three other banks, found that all five dimensions contributed to perceived service quality, with customers expressing the greatest desire for improvements in reliability and responsiveness (ResearchGate, 2015). These findings are consistent with the broader international literature, which repeatedly identifies reliability as the strongest predictor of customer satisfaction in banking service quality research.</w:t>
+        <w:t xml:space="preserve">Responsiveness concerns the speed with which transactions are processed and complaints resolved, while fulfilment concerns whether a transaction is completed as the customer intended, whether that be a specific withdrawal amount, a successful transfer, or an accurate balance enquiry. In their study of ATM customers in Kumasi, Boateng, Amponsah and Serwaa-Adomako (2014) found that the ATM-related factors most closely associated with customer satisfaction were the time customers spent completing a transaction, how promptly renewed or replacement ATM cards were issued, and how safe customers felt during cash withdrawals, findings that span the responsiveness, fulfilment and security dimensions discussed in this section.</w:t>
       </w:r>
     </w:p>
     <w:p>
@@ -2635,917 +2630,67 @@
         <w:pStyle w:val="Heading2"/>
       </w:pPr>
       <w:r>
-        <w:t>2.3.2 The Technology Acceptance Model (TAM)</w:t>
-      </w:r>
-    </w:p>
-    <w:p>
-      <w:pPr>
-        <w:spacing w:before="120" w:after="120" w:line="360" w:lineRule="auto"/>
-        <w:ind w:firstLine="720"/>
+        <w:t xml:space="preserve">2.6 ATM and Electronic Banking Service Quality in Ghana: Further Evidence</w:t>
+      </w:r>
+    </w:p>
+    <w:p>
+      <w:pPr>
+        <w:spacing w:after="160" w:line="259" w:lineRule="auto"/>
         <w:jc w:val="both"/>
       </w:pPr>
       <w:r>
-        <w:t>While SERVQUAL provides a robust framework for measuring service quality perceptions, it was not specifically designed for technology-mediated service contexts. The Technology Acceptance Model (TAM), developed by Fred Davis (1986) based on the Theory of Reasoned Action, provides a complementary theoretical lens for understanding customer adoption and continued use of ATM services. TAM posits that technology acceptance is fundamentally driven by two cognitive beliefs: Perceived Usefulness (PU), defined as the degree to which a person believes that using a particular system would enhance their performance; and Perceived Ease of Use (PEOU), defined as the degree to which a person believes that using the system would be free of effort (ScienceDirect; Agile Brand Guide, 2026).</w:t>
-      </w:r>
-    </w:p>
-    <w:p>
-      <w:pPr>
-        <w:spacing w:before="120" w:after="120" w:line="360" w:lineRule="auto"/>
-        <w:ind w:firstLine="720"/>
+        <w:t xml:space="preserve">The relationship between ATM and wider electronic banking service quality and customer satisfaction has attracted sustained research attention in Ghana specifically. Addai, Ameyaw, Ashalley and Quaye (2015) surveyed customers of two banks operating in Ghana and found that customers of the non-GCB bank in their sample reported higher satisfaction with internet banking service quality than GCB customers did, with income level also found to influence customer satisfaction and web design quality identified as the factor most strongly associated with overall satisfaction with electronic banking. At GCB specifically, Adams, Bashiru and Abdulai (2016), surveying 155 customers of the bank's Wa Municipality branch, found that current accounts, savings accounts and ATM services were rated of at least high quality by the majority of respondents, but that more than forty percent of respondents were nonetheless dissatisfied overall with the bank's products and services, a gap between individual-service ratings and overall satisfaction that suggests the presence of dissatisfaction drivers not fully captured by service-specific quality scores alone.</w:t>
+      </w:r>
+    </w:p>
+    <w:p>
+      <w:pPr>
+        <w:pStyle w:val="Heading2"/>
+      </w:pPr>
+      <w:r>
+        <w:t xml:space="preserve">2.7 Banking Efficiency and ATM Deployment</w:t>
+      </w:r>
+    </w:p>
+    <w:p>
+      <w:pPr>
+        <w:spacing w:after="160" w:line="259" w:lineRule="auto"/>
         <w:jc w:val="both"/>
       </w:pPr>
       <w:r>
-        <w:t>According to TAM, external factors (such as system design features and environmental conditions) influence users' cognitive assessments of usefulness and ease of use, which in turn shape their attitudes toward using the technology, their behavioral intentions, and ultimately their actual use behavior (TheoryHub, NCL). The model has been validated across a wide range of technology contexts including online banking, mobile banking, and ATM usage. TAM's proposition that ease of use influences perceived usefulness is particularly relevant in the ATM context: a machine that is difficult to navigate will be perceived as less useful, irrespective of the breadth of services it offers.</w:t>
-      </w:r>
-    </w:p>
-    <w:p>
-      <w:pPr>
-        <w:spacing w:before="120" w:after="120" w:line="360" w:lineRule="auto"/>
-        <w:ind w:firstLine="720"/>
+        <w:t xml:space="preserve">Beyond its effect on individual customer satisfaction, ATM deployment is widely understood in the banking literature as a lever for operational efficiency: transactions completed at an ATM are, in general, cheaper for a bank to process than the same transaction completed by a teller, and migrating routine transactions such as withdrawals and balance enquiries to self-service channels frees branch staff to handle more complex customer needs. For a bank with a wide branch network such as GCB, sustaining a reliable ATM estate therefore serves the dual purpose of protecting customer satisfaction, as reviewed above, and containing the operational cost of routine banking activity, which together provide the underlying rationale for treating ATM service quality as a matter of strategic rather than purely operational concern.</w:t>
+      </w:r>
+    </w:p>
+    <w:p>
+      <w:pPr>
+        <w:pStyle w:val="Heading2"/>
+      </w:pPr>
+      <w:r>
+        <w:t xml:space="preserve">2.8 Financial Inclusion and the Wider Digital Banking Context</w:t>
+      </w:r>
+    </w:p>
+    <w:p>
+      <w:pPr>
+        <w:spacing w:after="160" w:line="259" w:lineRule="auto"/>
         <w:jc w:val="both"/>
       </w:pPr>
       <w:r>
-        <w:t>Research on applying TAM to ATM usage has consistently found that perceived ease of use is a significant predictor of customer satisfaction and continued ATM patronage. A study in Cambodia found TAM variables to be strong predictors of ATM usage intention (EJBMR, 2023). In Indonesia, ease of use was found to have a stronger influence on customer satisfaction than reliability or fulfilment (Global Researcher, 2025). TAM has been particularly valuable in contexts where digital literacy is uneven, as it helps explain why customers with lower technology confidence may resist ATM adoption even when machines are available, a challenge that is acutely relevant to the Ghanaian context.</w:t>
-      </w:r>
-    </w:p>
-    <w:p>
-      <w:pPr>
-        <w:spacing w:before="120" w:after="120" w:line="360" w:lineRule="auto"/>
-        <w:ind w:firstLine="720"/>
+        <w:t xml:space="preserve">The role of ATMs in extending banking access sits within a broader pattern of growth in digital financial inclusion across sub-Saharan Africa. According to the World Bank's Global Findex Database, account ownership in sub-Saharan Africa has more than doubled since 2011, an increase driven substantially by mobile money and other digital financial channels, with roughly half of adults in the region now holding an account of some kind (World Bank, 2025). This growth in mobile money usage does not eliminate the role of ATMs: many customers, particularly those without smartphones, reliable data access, or comfort with app-based banking, continue to depend on ATMs as their primary means of accessing physical cash, so the complementarity between ATM banking and mobile money remains a live strategic question for Ghanaian banks rather than a settled one. The Bank of Ghana, as the sector's regulator, continues to update its guidelines for electronic banking and payment systems in response to this shifting channel mix (Bank of Ghana, 2023).</w:t>
+      </w:r>
+    </w:p>
+    <w:p>
+      <w:pPr>
+        <w:pStyle w:val="Heading2"/>
+      </w:pPr>
+      <w:r>
+        <w:t xml:space="preserve">2.9 Summary and Gaps in the Literature</w:t>
+      </w:r>
+    </w:p>
+    <w:p>
+      <w:pPr>
+        <w:spacing w:after="160" w:line="259" w:lineRule="auto"/>
         <w:jc w:val="both"/>
       </w:pPr>
       <w:r>
-        <w:t>Subsequent refinements of TAM – including TAM2 (Venkatesh and Davis, 2000) and TAM3 (Venkatesh and Bala, 2008), as well as the broader Unified Theory of Acceptance and Use of Technology (UTAUT) – have incorporated additional variables such as social influence, computer self-efficacy, and computer anxiety, providing a richer theoretical palette for researchers studying ATM adoption in complex socio-technological environments.</w:t>
-      </w:r>
-    </w:p>
-    <w:p>
-      <w:pPr>
-        <w:pStyle w:val="Heading2"/>
-      </w:pPr>
-      <w:r>
-        <w:t>2.3.3 Expectation-Disconfirmation Theory</w:t>
-      </w:r>
-    </w:p>
-    <w:p>
-      <w:pPr>
-        <w:spacing w:before="120" w:after="120" w:line="360" w:lineRule="auto"/>
-        <w:ind w:firstLine="720"/>
-        <w:jc w:val="both"/>
-      </w:pPr>
-      <w:r>
-        <w:t>Expectation-Disconfirmation Theory (EDT), introduced by Oliver (1980) and subsequently refined in banking contexts, offers a third theoretical pillar relevant to ATM service quality research. EDT posits that customer satisfaction is determined by the comparison between prior expectations of a service and the perceived performance of that service after use. When performance meets or exceeds expectations, positive disconfirmation occurs and satisfaction results; when performance falls below expectations, negative disconfirmation and dissatisfaction follow. EDT is theoretically complementary to SERVQUAL, as both frameworks center on the expectation-perception gap, but EDT is particularly useful in longitudinal studies that track changes in customer satisfaction over time.</w:t>
-      </w:r>
-    </w:p>
-    <w:p>
-      <w:pPr>
-        <w:spacing w:before="120" w:after="120" w:line="360" w:lineRule="auto"/>
-        <w:ind w:firstLine="720"/>
-        <w:jc w:val="both"/>
-      </w:pPr>
-      <w:r>
-        <w:t>In the ATM context, EDT suggests that customer satisfaction is a dynamic outcome shaped by evolving expectations. As ATM technology improves and customers become more familiar with digital banking, their baseline expectations of ATM performance rise accordingly. Banks that fail to continuously improve their ATM service quality therefore risk declining satisfaction levels even in the absence of deterioration in absolute service standards. This theoretical insight has important implications for Ghana Commercial Bank, which operates in a rapidly evolving digital banking environment where customer expectations are being shaped not only by GCB's own ATMs, but by the performance of competitors' systems and the emerging standard set by mobile money platforms.</w:t>
-      </w:r>
-    </w:p>
-    <w:p/>
-    <w:p>
-      <w:pPr>
-        <w:pStyle w:val="Heading1"/>
-      </w:pPr>
-      <w:r>
-        <w:rPr>
-          <w:caps/>
-        </w:rPr>
-        <w:t>2.4: Key Dimensions of ATM Service Quality</w:t>
-      </w:r>
-    </w:p>
-    <w:p>
-      <w:pPr>
-        <w:spacing w:before="120" w:after="120" w:line="360" w:lineRule="auto"/>
-        <w:ind w:firstLine="720"/>
-        <w:jc w:val="both"/>
-      </w:pPr>
-      <w:r>
-        <w:t>A central preoccupation of the ATM service quality literature has been the identification and operationalization of the dimensions that collectively constitute ATM service quality. Unlike traditional banking service quality, where interpersonal interaction is central, ATM service quality is almost entirely technology-mediated, requiring researchers to develop or adapt measurement frameworks that account for this distinction. A landmark study conducted in Ghana using 530 ATM customers of 15 banks represents one of the most influential contributions to this literature from the African context. This study identified six major dimensions of ATM service quality: convenience, reliability, ease of use, privacy and security, responsiveness, and fulfilment (ResearchGate, 2019).</w:t>
-      </w:r>
-    </w:p>
-    <w:p>
-      <w:pPr>
-        <w:pStyle w:val="Heading2"/>
-      </w:pPr>
-      <w:r>
-        <w:t>2.4.1 Reliability</w:t>
-      </w:r>
-    </w:p>
-    <w:p>
-      <w:pPr>
-        <w:spacing w:before="120" w:after="120" w:line="360" w:lineRule="auto"/>
-        <w:ind w:firstLine="720"/>
-        <w:jc w:val="both"/>
-      </w:pPr>
-      <w:r>
-        <w:t>Reliability is consistently identified across literature as the most critical dimension of ATM service quality and the strongest predictor of customer satisfaction. In the ATM context, reliability refers to the machine's capacity to function consistently, accurately, and without error across all transactions. This encompasses machine uptime (availability), the accuracy of dispensed cash, the dependability of balance queries, and the consistency of transaction recording. A structural equation modelling study among commercial banks in Ethiopia found reliability to be the major determinant of customer satisfaction with ATMs (PMC, 2023). Similarly, an analysis of ATM service quality in Ghana's banking sector found that reliability, along with convenience and accuracy, was one of only three dimensions with a statistically significant individual impact on customer satisfaction (ResearchGate, 2012).</w:t>
-      </w:r>
-    </w:p>
-    <w:p>
-      <w:pPr>
-        <w:spacing w:before="120" w:after="120" w:line="360" w:lineRule="auto"/>
-        <w:ind w:firstLine="720"/>
-        <w:jc w:val="both"/>
-      </w:pPr>
-      <w:r>
-        <w:t>The primacy of reliability in the ATM satisfaction literature is intuitive: an ATM that is frequently out of service, prone to transaction errors, or susceptible to network failures fundamentally fails to deliver on its core promise. For Ghanaian customers, machine downtime and network failures represent persistent sources of dissatisfaction. Research on the banking sector in Ghana notes that network failures and transaction errors are among the most frequently cited problems by ATM users, and that these issues significantly lower customers' perceptions of service quality (Core.ac.uk). Ghana Commercial Bank, with its network of 340 ATMs, faces a particularly acute reliability challenge given the country's variable telecommunications infrastructure and periodic power supply disruptions.</w:t>
-      </w:r>
-    </w:p>
-    <w:p>
-      <w:pPr>
-        <w:pStyle w:val="Heading2"/>
-      </w:pPr>
-      <w:r>
-        <w:t>2.4.2 Convenience</w:t>
-      </w:r>
-    </w:p>
-    <w:p>
-      <w:pPr>
-        <w:spacing w:before="120" w:after="120" w:line="360" w:lineRule="auto"/>
-        <w:ind w:firstLine="720"/>
-        <w:jc w:val="both"/>
-      </w:pPr>
-      <w:r>
-        <w:t>Convenience encompasses both the physical accessibility of ATMs (geographic distribution, proximity to customer locations, 24/7 availability) and the transactional convenience they enable (ability to conduct multiple transaction types without visiting a branch). Convenience is one of the most frequently cited motivators of ATM adoption and continued usage globally. Research in Cambodia found convenience to be a statistically significant predictor of customer satisfaction with commercial bank ATMs (EJBMR, 2023). A study in Pakistan found convenience to be among the four primary dimensions of ATM service quality (ScienceGate).</w:t>
-      </w:r>
-    </w:p>
-    <w:p>
-      <w:pPr>
-        <w:spacing w:before="120" w:after="120" w:line="360" w:lineRule="auto"/>
-        <w:ind w:firstLine="720"/>
-        <w:jc w:val="both"/>
-      </w:pPr>
-      <w:r>
-        <w:t>In developing countries, the geographic dimension of convenience is particularly salient. Where branch networks are sparse, ATMs serve as the primary physical touchpoint between banks and their customers. The density of ATM deployment therefore directly determines the degree to which banking services are accessible to the population. Ghana Commercial Bank's strategy of deploying ATMs across 149 branch locations and beyond – including in commercial centers, shopping malls, and transport hubs – reflects an understanding of convenience as a core strategic asset. However, the concentration of ATMs in urban areas to the relative exclusion of rural and peri-urban communities remains a limitation that constrains both customer satisfaction and financial inclusion objectives.</w:t>
-      </w:r>
-    </w:p>
-    <w:p>
-      <w:pPr>
-        <w:pStyle w:val="Heading2"/>
-      </w:pPr>
-      <w:r>
-        <w:t>2.4 .3 Ease of Use</w:t>
-      </w:r>
-    </w:p>
-    <w:p>
-      <w:pPr>
-        <w:spacing w:before="120" w:after="120" w:line="360" w:lineRule="auto"/>
-        <w:ind w:firstLine="720"/>
-        <w:jc w:val="both"/>
-      </w:pPr>
-      <w:r>
-        <w:t>Ease of use refers to the degree to which customers find the ATM interface intuitive, navigable, and free of physical and mental effort. This dimension bridges SERVQUAL and TAM, appearing prominently in both frameworks as a determinant of technology acceptance and service quality perception. Research using multiple regression analysis in one African country found ease of use to be the most important dimension for customer satisfaction, ranked above convenience, empathy, and tangibles (Academia.edu, 2019). In an Indonesian study, ease of use and convenience were found to have a stronger influence on customer satisfaction than reliability or fulfilment (Global Researcher, 2025).</w:t>
-      </w:r>
-    </w:p>
-    <w:p>
-      <w:pPr>
-        <w:spacing w:before="120" w:after="120" w:line="360" w:lineRule="auto"/>
-        <w:ind w:firstLine="720"/>
-        <w:jc w:val="both"/>
-      </w:pPr>
-      <w:r>
-        <w:t>Ease of use encompasses clarity of on-screen instructions, simplicity of menu navigation, quality of touchpad or keypad responsiveness, availability of multilingual interfaces, and accessibility features for users with visual or physical disabilities. For banks operating in linguistically diverse developing countries like Ghana, where customers may conduct transactions in English alongside several indigenous languages, interface accessibility is a particularly important consideration. The literature consistently identifies user interface design as a modifiable variable through which banks can materially improve customer satisfaction without requiring fundamental changes to hardware infrastructure.</w:t>
-      </w:r>
-    </w:p>
-    <w:p>
-      <w:pPr>
-        <w:pStyle w:val="Heading2"/>
-      </w:pPr>
-      <w:r>
-        <w:t>2.4.4 Security and Privacy</w:t>
-      </w:r>
-    </w:p>
-    <w:p>
-      <w:pPr>
-        <w:spacing w:before="120" w:after="120" w:line="360" w:lineRule="auto"/>
-        <w:ind w:firstLine="720"/>
-        <w:jc w:val="both"/>
-      </w:pPr>
-      <w:r>
-        <w:t>Security and privacy represent a dimension of distinctive importance in the ATM service quality literature, given that ATM transactions involve both financial risk (theft, card skimming, fraudulent withdrawals) and information risk (data privacy, personal identification). Multiple studies have found security and privacy to be significant predictors of customer satisfaction and trust in ATM services, though the evidence on the direction and strength of this relationship is more nuanced than for other dimensions. The landmark Ghanaian study found that while security and privacy were identified as a major ATM service quality dimension, they were the only dimension among the six identified that did not show a statistically significant relationship with overall customer satisfaction in regression analyses, suggesting that customers may take baseline security as a given rather than as an active satisfier (ResearchGate, 2019).</w:t>
-      </w:r>
-    </w:p>
-    <w:p>
-      <w:pPr>
-        <w:spacing w:before="120" w:after="120" w:line="360" w:lineRule="auto"/>
-        <w:ind w:firstLine="720"/>
-        <w:jc w:val="both"/>
-      </w:pPr>
-      <w:r>
-        <w:t>This finding is somewhat at odds with other studies. A study in Pakistan using structural equation modelling found security and privacy to be a significant positive predictor of customer satisfaction (ScienceGate). Research in the Kurdistan region involving 315 respondents found security and privacy to be among the central elements of ATM service quality (ResearchGate, 2019). The divergence in findings may reflect differing levels of ATM fraud incidence and customer awareness across contexts.</w:t>
-      </w:r>
-    </w:p>
-    <w:p>
-      <w:pPr>
-        <w:spacing w:before="120" w:after="120" w:line="360" w:lineRule="auto"/>
-        <w:ind w:firstLine="720"/>
-        <w:jc w:val="both"/>
-      </w:pPr>
-      <w:r>
-        <w:t>In the African banking context, security concerns around ATMs are particularly acute. Research on ATM challenges in Nigeria found that the alarming rate of ATM fraud was a primary factor limiting the beneficial impact of ATM deployment on bank performance (Academia.edu). Common ATM fraud mechanisms documented in the literature include card skimming (the installation of devices that steal card data), shoulder surfing (observing a customer's PIN), card trapping, and social engineering attacks where criminals impersonate bank employees. In South Africa, ATM-related crimes involving card swapping, shoulder surfing, and skimming devices are well documented (BusinessTech, 2021). Cybersecurity researchers have linked a French-speaking criminal group to the theft of at least $11 million from banks across Africa through ATM-targeted fraud (GovInfoSecurity, 2022). These security threats are directly relevant to customer trust in Ghana's banking sector, where similar vulnerabilities exist.</w:t>
-      </w:r>
-    </w:p>
-    <w:p>
-      <w:pPr>
-        <w:spacing w:before="120" w:after="120" w:line="360" w:lineRule="auto"/>
-        <w:ind w:firstLine="720"/>
-        <w:jc w:val="both"/>
-      </w:pPr>
-      <w:r>
-        <w:t>Improvements in ATM security technology – including EMV chip-and-PIN cards, biometric authentication (fingerprint and facial recognition), encrypted communications, and real-time transaction monitoring – represent significant opportunities to strengthen customer trust and satisfaction. Research on improving ATM security in developing countries through fingerprint biometric schemes suggests that conventional password-based ATM systems are particularly vulnerable to exploitation in these environments (ResearchGate, 2024). For Ghana Commercial Bank, investment in advanced security infrastructure represents both a competitive imperative and a strategic response to customer expectations.</w:t>
-      </w:r>
-    </w:p>
-    <w:p>
-      <w:pPr>
-        <w:pStyle w:val="Heading2"/>
-      </w:pPr>
-      <w:r>
-        <w:t>2.4.5 Responsiveness</w:t>
-      </w:r>
-    </w:p>
-    <w:p>
-      <w:pPr>
-        <w:spacing w:before="120" w:after="120" w:line="360" w:lineRule="auto"/>
-        <w:ind w:firstLine="720"/>
-        <w:jc w:val="both"/>
-      </w:pPr>
-      <w:r>
-        <w:t>Responsiveness in the ATM context encompasses both the speed of transaction processing (throughput time per transaction) and the bank's capacity to resolve ATM-related complaints and service failures promptly. Fast transaction speeds directly reduce queuing times at ATM locations, improving both the individual customer experience and the overall throughput efficiency of the ATM network. The literature on responsiveness in ATM service quality is somewhat mixed: while several studies identify it as a significant predictor of customer satisfaction, others find its impact to be insignificant when controlling other dimensions.</w:t>
-      </w:r>
-    </w:p>
-    <w:p>
-      <w:pPr>
-        <w:spacing w:before="120" w:after="120" w:line="360" w:lineRule="auto"/>
-        <w:ind w:firstLine="720"/>
-        <w:jc w:val="both"/>
-      </w:pPr>
-      <w:r>
-        <w:t>A study in Pakistan found responsiveness to be positively but insignificantly correlated with customer satisfaction in ATM contexts, suggesting that once core dimensions such as reliability and ease of use are satisfied, the marginal contribution of transactional speed to overall satisfaction may be modest (ScienceGate). By contrast, a study in the Kurdistan region found responsiveness to be a central element of ATM service quality with a significant impact on satisfaction (ResearchGate, 2019). These discrepancies may reflect differences in baseline ATM speed and throughput across different banking environments, or varying customer expectations shaped by prior experience.</w:t>
-      </w:r>
-    </w:p>
-    <w:p>
-      <w:pPr>
-        <w:pStyle w:val="Heading2"/>
-      </w:pPr>
-      <w:r>
-        <w:t>2.4.6 Fulfilment</w:t>
-      </w:r>
-    </w:p>
-    <w:p>
-      <w:pPr>
-        <w:spacing w:before="120" w:after="120" w:line="360" w:lineRule="auto"/>
-        <w:ind w:firstLine="720"/>
-        <w:jc w:val="both"/>
-      </w:pPr>
-      <w:r>
-        <w:t>Fulfilment refers to the extent to which ATM services meet customer expectations regarding the completion of intended transactions. A customer visiting an ATM expects to withdraw the desired amount, make a transfer, pay a bill, or obtain a balance statement without interruption. Fulfilment failures – such as cash-out situations (the machine running out of money), partial dispensing errors, failed transfers, or incomplete bill payments – represent among the most significant sources of customer dissatisfaction in the ATM literature. A study in Ethiopia confirmed that fulfilment, alongside reliability, ease of use, convenience, and security/privacy, was a significant predictor of customer satisfaction (PMC, 2023).</w:t>
-      </w:r>
-    </w:p>
-    <w:p>
-      <w:pPr>
-        <w:spacing w:before="120" w:after="120" w:line="360" w:lineRule="auto"/>
-        <w:ind w:firstLine="720"/>
-        <w:jc w:val="both"/>
-      </w:pPr>
-      <w:r>
-        <w:t>The importance of fulfilment as a dimension of ATM service quality is particularly evident in the context of cash-dependent economies like Ghana, where ATMs are frequently the primary means by which customers access physical currency. ATMs that run out of cash, that fail to dispense the requested amount, or that experience card-reader failures during peak demand periods create acute dissatisfaction and erode trust in the bank as a reliable custodian of customers' financial resources. Effective cash management – including predictive refilling schedules calibrated to usage patterns, real-time cash monitoring systems, and rapid response protocols for service failures – is therefore a critical operational consideration for Ghana Commercial Bank.</w:t>
-      </w:r>
-    </w:p>
-    <w:p/>
-    <w:p>
-      <w:pPr>
-        <w:pStyle w:val="Heading1"/>
-      </w:pPr>
-      <w:r>
-        <w:rPr>
-          <w:caps/>
-        </w:rPr>
-        <w:t>2.5. ATM Service Quality and Customer Satisfaction</w:t>
-      </w:r>
-    </w:p>
-    <w:p>
-      <w:pPr>
-        <w:pStyle w:val="Heading2"/>
-      </w:pPr>
-      <w:r>
-        <w:t>2.5.1 Conceptualizing Customer Satisfaction</w:t>
-      </w:r>
-    </w:p>
-    <w:p>
-      <w:pPr>
-        <w:spacing w:before="120" w:after="120" w:line="360" w:lineRule="auto"/>
-        <w:ind w:firstLine="720"/>
-        <w:jc w:val="both"/>
-      </w:pPr>
-      <w:r>
-        <w:t>Customer satisfaction is broadly defined in the service marketing literature as the degree to which a customer's experience with a product or service meets or exceeds their prior expectations. Oliver (1980, 1997) characterized satisfaction as a judgement formed at the completion of a service encounter, representing the customer's cumulative evaluation of the gap between expected and experienced quality. In the banking context, customer satisfaction has been operationalized as the overall assessment of the quality of banking services relative to customer needs and expectations, encompassing both transactional and relational dimensions.</w:t>
-      </w:r>
-    </w:p>
-    <w:p>
-      <w:pPr>
-        <w:spacing w:before="120" w:after="120" w:line="360" w:lineRule="auto"/>
-        <w:ind w:firstLine="720"/>
-        <w:jc w:val="both"/>
-      </w:pPr>
-      <w:r>
-        <w:t>The relationship between service quality and customer satisfaction has been extensively studied in the banking literature, with a strong consensus that service quality is a primary antecedent of customer satisfaction. A comprehensive study examining service quality and customer satisfaction in the Ghanaian banking industry using Ghana Commercial Bank as the study area found that all five SERVQUAL dimensions contributed positively to customer satisfaction, with reliability and responsiveness identified as priority areas for improvement at GCB (ResearchGate, 2015). This finding is broadly consistent with international evidence from studies conducted in Ethiopia (Springer Nature, 2023), Jordan (ProQuest, 2021), Lebanon (SAGE, 2018), and Mauritius (Academia.edu, 2025).</w:t>
-      </w:r>
-    </w:p>
-    <w:p>
-      <w:pPr>
-        <w:pStyle w:val="Heading2"/>
-      </w:pPr>
-      <w:r>
-        <w:t>2.5.2 ATM Service Quality Dimensions and Customer Satisfaction: Empirical Evidence</w:t>
-      </w:r>
-    </w:p>
-    <w:p>
-      <w:pPr>
-        <w:spacing w:before="120" w:after="120" w:line="360" w:lineRule="auto"/>
-        <w:ind w:firstLine="720"/>
-        <w:jc w:val="both"/>
-      </w:pPr>
-      <w:r>
-        <w:t>The empirical literature on the specific relationship between ATM service quality dimensions and customer satisfaction is now substantial, drawing on studies from diverse national contexts. A pioneering study of 650 ATM users from 15 banks in Ghana, employing exploratory factor analysis, found that reliability, ease of use, accuracy, convenience, and responsiveness were all significant dimensions of ATM service quality, and that ATM service quality as a composite construct was positively correlated with customer satisfaction. However, when dimensions were examined individually, only reliability, convenience, and accuracy showed statistically significant individual impacts on satisfaction, highlighting the particular importance of these three dimensions for Ghanaian ATM customers (ResearchGate, 2012).</w:t>
-      </w:r>
-    </w:p>
-    <w:p>
-      <w:pPr>
-        <w:spacing w:before="120" w:after="120" w:line="360" w:lineRule="auto"/>
-        <w:ind w:firstLine="720"/>
-        <w:jc w:val="both"/>
-      </w:pPr>
-      <w:r>
-        <w:t>A subsequent study using confirmatory factor analysis and structural equation modelling among 530 ATM customers across 15 Ghanaian banks identified six ATM service quality dimensions – convenience, reliability, ease of use, privacy and security, responsiveness, and fulfilment – and found that all except security and privacy were significantly related to customer satisfaction (ResearchGate, 2019). This nuanced finding suggests that while security may be perceived as a hygiene factor by Ghanaian customers (its absence creates dissatisfaction, but its presence does not actively generate satisfaction), the remaining five dimensions serve as positive drivers of customer satisfaction.</w:t>
-      </w:r>
-    </w:p>
-    <w:p>
-      <w:pPr>
-        <w:spacing w:before="120" w:after="120" w:line="360" w:lineRule="auto"/>
-        <w:ind w:firstLine="720"/>
-        <w:jc w:val="both"/>
-      </w:pPr>
-      <w:r>
-        <w:t>Evidence from Ethiopia reinforces and extends the Ghanaian findings. A study using SEM among 346 ATM users in three Ethiopian cities found convenience, reliability, ease of use, fulfilment, and security/privacy to all be positively and significantly associated with customer satisfaction (PMC, 2023). A separate Ethiopian study focusing on commercial bank customers found that reliability was the major determinant of customer satisfaction, followed by convenience and user-friendliness (ResearchGate, 2020). Research from the Bank of Abyssinia's Dire Dawa Interest-Free Branch found that reliability, responsiveness, tangibility, and assurance significantly impacted customer satisfaction, while empathy did not (Science Publishing Group, 2025).</w:t>
-      </w:r>
-    </w:p>
-    <w:p>
-      <w:pPr>
-        <w:spacing w:before="120" w:after="120" w:line="360" w:lineRule="auto"/>
-        <w:ind w:firstLine="720"/>
-        <w:jc w:val="both"/>
-      </w:pPr>
-      <w:r>
-        <w:t>Evidence from beyond Africa further enriches the understanding of ATM service quality-satisfaction relationships. A study in Pakistan using SEM among 322 ATM users identified fulfilment, reliability, ease of use, and security and privacy as the major ATM service quality dimensions, with customer satisfaction significantly influencing customer loyalty (ScienceGate). A Vietnamese study using SEM found responsiveness, security, and interface quality to positively impact perceived ease of use and perceived usefulness, which in turn drove positive attitudes toward ATM use (ResearchGate, 2025). Research in Cambodia found ATM service quality to have a positive and significant impact on customer satisfaction in commercial banks (EJBMR, 2023).</w:t>
-      </w:r>
-    </w:p>
-    <w:p>
-      <w:pPr>
-        <w:pStyle w:val="Heading2"/>
-      </w:pPr>
-      <w:r>
-        <w:t>2.5.3 Customer Satisfaction and Customer Loyalty</w:t>
-      </w:r>
-    </w:p>
-    <w:p>
-      <w:pPr>
-        <w:spacing w:before="120" w:after="120" w:line="360" w:lineRule="auto"/>
-        <w:ind w:firstLine="720"/>
-        <w:jc w:val="both"/>
-      </w:pPr>
-      <w:r>
-        <w:t>The literature consistently establishes a positive and statistically significant relationship between customer satisfaction with ATM services and customer loyalty to the bank providing those services. Customer loyalty, in this context, refers to the customer's intention to continue using the bank's services, to recommend those services to others, and to resist switching to competing institutions. This satisfaction-loyalty linkage is pivotal for strategic banking management because loyal customers generate higher lifetime value, lower acquisition costs, and more stable revenue streams.</w:t>
-      </w:r>
-    </w:p>
-    <w:p>
-      <w:pPr>
-        <w:spacing w:before="120" w:after="120" w:line="360" w:lineRule="auto"/>
-        <w:ind w:firstLine="720"/>
-        <w:jc w:val="both"/>
-      </w:pPr>
-      <w:r>
-        <w:t>A study examining the mediating role of customer satisfaction in the service quality-loyalty relationship in multi-channel banking found that satisfied customers demonstrated stronger bank allegiance, and that customer satisfaction mediated the indirect effect of service quality on loyalty (Taylor and Francis, 2025). In the e-banking context, research in Bangladesh found that customer satisfaction significantly mediated the relationship between service quality (including efficiency and reliability) and both customer loyalty and retention, with implications for ATM service management in emerging markets (Taylor and Francis, 2024). A study in Ethiopia found a positive statistically significant relationship between customer satisfaction and customer loyalty in the banking sector (Springer Nature, 2023).</w:t>
-      </w:r>
-    </w:p>
-    <w:p>
-      <w:pPr>
-        <w:spacing w:before="120" w:after="120" w:line="360" w:lineRule="auto"/>
-        <w:ind w:firstLine="720"/>
-        <w:jc w:val="both"/>
-      </w:pPr>
-      <w:r>
-        <w:t>The practical implication of this satisfaction-loyalty chain for Ghana Commercial Bank is clear: improvements in ATM service quality dimensions – particularly reliability, convenience, and ease of use – translate, through enhanced customer satisfaction, into improved customer retention and loyalty. Given the increasingly competitive nature of the Ghanaian banking sector, where mobile money platforms, fintech firms, and other commercial banks compete for the same customer base, the quality of ATM service represents a significant differentiator and retention mechanism.</w:t>
-      </w:r>
-    </w:p>
-    <w:p/>
-    <w:p>
-      <w:pPr>
-        <w:pStyle w:val="Heading1"/>
-      </w:pPr>
-      <w:r>
-        <w:rPr>
-          <w:caps/>
-        </w:rPr>
-        <w:t>2.6. ATM Service Quality and Banking Efficiency</w:t>
-      </w:r>
-    </w:p>
-    <w:p>
-      <w:pPr>
-        <w:pStyle w:val="Heading2"/>
-      </w:pPr>
-      <w:r>
-        <w:t>2.6.1 The Efficiency Rationale for ATM Deployment</w:t>
-      </w:r>
-    </w:p>
-    <w:p>
-      <w:pPr>
-        <w:spacing w:before="120" w:after="120" w:line="360" w:lineRule="auto"/>
-        <w:ind w:firstLine="720"/>
-        <w:jc w:val="both"/>
-      </w:pPr>
-      <w:r>
-        <w:t>The deployment of ATMs by commercial banks is motivated not only by customer service imperatives but by compelling operational efficiency arguments. The cost of processing a transaction through an ATM is substantially lower than the equivalent cost of processing the same transaction through a human bank teller at a branch counter. This cost differential has been documented extensively in the banking literature and represents one of the primary economic justifications for sustained investment in ATM infrastructure. By migrating routine transactions – cash withdrawals, balance enquiries, fund transfers, and PIN changes – from the branch counter to the ATM network, banks are able to reduce staffing requirements, optimize branch space utilization, and extend their service reach without commensurate increases in operating costs.</w:t>
-      </w:r>
-    </w:p>
-    <w:p>
-      <w:pPr>
-        <w:spacing w:before="120" w:after="120" w:line="360" w:lineRule="auto"/>
-        <w:ind w:firstLine="720"/>
-        <w:jc w:val="both"/>
-      </w:pPr>
-      <w:r>
-        <w:t>Research on financial technology and banking performance in developing countries confirms that ATMs, alongside mobile banking and digital payment platforms, have significantly improved convenience, operational efficiency, and financial accessibility in these contexts (Nature/Humanities and Social Sciences, 2025). The integration of ATMs into the broader fintech ecosystem has also facilitated the emergence of innovative products and services, strengthening the competitive positioning of technology-adopting banks. A study on the impact of financial technology on deposit money banks in Nigeria found that ATM deployment was positively associated with improvements in operational performance indicators including customer satisfaction, system uptime, cost reduction, and transaction processing speed (FULafia International Journal, 2025).</w:t>
-      </w:r>
-    </w:p>
-    <w:p>
-      <w:pPr>
-        <w:pStyle w:val="Heading2"/>
-      </w:pPr>
-      <w:r>
-        <w:t>2.6.2 ATMs, Financial Inclusion, and Socio-Economic Development</w:t>
-      </w:r>
-    </w:p>
-    <w:p>
-      <w:pPr>
-        <w:spacing w:before="120" w:after="120" w:line="360" w:lineRule="auto"/>
-        <w:ind w:firstLine="720"/>
-        <w:jc w:val="both"/>
-      </w:pPr>
-      <w:r>
-        <w:t>In the Ghanaian context, the efficiency of the banking sector is intimately linked to its capacity to serve the full breadth of the economically active population, including those in rural and underserved communities who have historically been excluded from formal financial services. ATMs, as relatively low-cost, scalable service delivery points, play a critical role in this financial inclusion agenda. Research confirms that financial inclusion facilitated by improved banking access – including through ATM deployment – contributes to reductions in verification and monitoring costs, improves data accessibility, streamlines oversight mechanisms, facilitates immediate access to banking services, and significantly reduces processing times (ScienceDirect, 2025).</w:t>
-      </w:r>
-    </w:p>
-    <w:p>
-      <w:pPr>
-        <w:spacing w:before="120" w:after="120" w:line="360" w:lineRule="auto"/>
-        <w:ind w:firstLine="720"/>
-        <w:jc w:val="both"/>
-      </w:pPr>
-      <w:r>
-        <w:t>The World Bank's financial inclusion data indicates that access to formal banking services, supported by technology-enabled channels including ATMs, is positively associated with poverty reduction, improved savings behavior, enhanced economic resilience, and accelerated economic growth, particularly in developing economies (World Bank, 2023). In Ghana, all 23 of the country's commercial banks now offer at least one digital product accessible via the internet or mobile device, while the expansion of ATM networks has materially increased access to cash management services beyond urban centers (RSISINTERNATIONAL, 2024).</w:t>
-      </w:r>
-    </w:p>
-    <w:p>
-      <w:pPr>
-        <w:spacing w:before="120" w:after="120" w:line="360" w:lineRule="auto"/>
-        <w:ind w:firstLine="720"/>
-        <w:jc w:val="both"/>
-      </w:pPr>
-      <w:r>
-        <w:t>Ghana Commercial Bank's contribution to national financial inclusion through its ATM network is therefore significant, both as a matter of social responsibility and as a source of long-term competitive advantage. GCB's investment in digital platforms, including G-Money and GCB Pay, complements its ATM infrastructure by providing customers with alternative channels for financial service access. However, the literature cautions that digital transformation efforts in Ghana's banking sector have at times been superficial, replicating existing functionalities in digital form rather than fundamentally reimagining the customer experience or the operational model (ModernGhana, 2025). Genuine banking efficiency gains require not merely the deployment of ATMs, but the integration of ATM data with branch operations, risk management systems, and customer analytics platforms.</w:t>
-      </w:r>
-    </w:p>
-    <w:p>
-      <w:pPr>
-        <w:pStyle w:val="Heading2"/>
-      </w:pPr>
-      <w:r>
-        <w:t>2.6.3 Challenges to Banking Efficiency through ATMs in Ghana</w:t>
-      </w:r>
-    </w:p>
-    <w:p>
-      <w:pPr>
-        <w:spacing w:before="120" w:after="120" w:line="360" w:lineRule="auto"/>
-        <w:ind w:firstLine="720"/>
-        <w:jc w:val="both"/>
-      </w:pPr>
-      <w:r>
-        <w:t>Despite the efficiency potential of ATM networks, several structural and operational challenges limit the realization of these benefits in the Ghanaian context. Ghana's banking sector is characterized by legacy IT infrastructure that lacks the agility and scalability required to support modern banking operations, high costs of legacy system maintenance that impede digital transformation, evolving cybersecurity threats including ATM fraud, inadequate data privacy frameworks, and geographic and demographic barriers to digital access (Citi Newsroom, 2024). These challenges are not unique to Ghana – they are broadly shared across sub-Saharan Africa – but they are particularly acute given Ghana's population size, geographic spread, and relatively underdeveloped telecommunications infrastructure outside major urban centers.</w:t>
-      </w:r>
-    </w:p>
-    <w:p>
-      <w:pPr>
-        <w:spacing w:before="120" w:after="120" w:line="360" w:lineRule="auto"/>
-        <w:ind w:firstLine="720"/>
-        <w:jc w:val="both"/>
-      </w:pPr>
-      <w:r>
-        <w:t>Research on ATM usage in Ghana's Wa Municipality found that traffic intensity at ATMs was high, and that factors such as higher educational attainment, the number of ATMs per bank, security features, and efficiency were all significant determinants of whether customers chose to use ATM services (Academia.edu, 2014). This finding highlights the importance of aligning ATM deployment strategies with the socio-demographic characteristics of target customer segments. For GCB, this implies a need for differentiated service strategies across its diverse branch network, combining infrastructure investment with customer education and interface accessibility improvements.</w:t>
-      </w:r>
-    </w:p>
-    <w:p/>
-    <w:p>
-      <w:pPr>
-        <w:pStyle w:val="Heading1"/>
-      </w:pPr>
-      <w:r>
-        <w:rPr>
-          <w:caps/>
-        </w:rPr>
-        <w:t>2.7. Security, Trust, and Fraud in ATM Banking</w:t>
-      </w:r>
-    </w:p>
-    <w:p>
-      <w:pPr>
-        <w:pStyle w:val="Heading2"/>
-      </w:pPr>
-      <w:r>
-        <w:t>2.7.1 The Security-Trust Relationship</w:t>
-      </w:r>
-    </w:p>
-    <w:p>
-      <w:pPr>
-        <w:spacing w:before="120" w:after="120" w:line="360" w:lineRule="auto"/>
-        <w:ind w:firstLine="720"/>
-        <w:jc w:val="both"/>
-      </w:pPr>
-      <w:r>
-        <w:t>Trust is a foundational precondition for the adoption and continued use of ATM services. Customers who do not trust the security of ATM transactions – whether in terms of physical safety, card data protection, or transaction integrity – are likely to either avoid ATM use altogether or to limit their ATM interactions to minimum necessary transactions. The academic literature on trust in digital banking underscores that trust is particularly complex in developing-country contexts where formal consumer protection frameworks may be weaker, institutional credibility may be less established, and historical experience with financial system failures may create enduring skepticism (ResearchGate, 2007).</w:t>
-      </w:r>
-    </w:p>
-    <w:p>
-      <w:pPr>
-        <w:spacing w:before="120" w:after="120" w:line="360" w:lineRule="auto"/>
-        <w:ind w:firstLine="720"/>
-        <w:jc w:val="both"/>
-      </w:pPr>
-      <w:r>
-        <w:t>Research on customer perceptions of trust in ATM services in Sokoto State, Nigeria, found that trust was a central determinant of ATM usage behavior (EJBMR, 2023). The literature distinguishes between calculative trust (based on rational assessment of security features and track record), affective trust (based on emotional rapport with the institution), and institutional trust (based on the perceived credibility and integrity of the bank and the wider regulatory environment). All three dimensions are relevant to the ATM service quality context. For Ghana Commercial Bank, as the country's largest indigenous commercial bank with a heritage dating to 1953, institutional trust represents a significant strategic asset that must be protected through consistent service reliability and security investment.</w:t>
-      </w:r>
-    </w:p>
-    <w:p>
-      <w:pPr>
-        <w:pStyle w:val="Heading2"/>
-      </w:pPr>
-      <w:r>
-        <w:t>2.7.2 ATM Fraud: Patterns and Implications</w:t>
-      </w:r>
-    </w:p>
-    <w:p>
-      <w:pPr>
-        <w:spacing w:before="120" w:after="120" w:line="360" w:lineRule="auto"/>
-        <w:ind w:firstLine="720"/>
-        <w:jc w:val="both"/>
-      </w:pPr>
-      <w:r>
-        <w:t>ATM fraud represents one of the most significant threats to customer satisfaction and banking efficiency in developing country banking systems. The range of fraud mechanisms documented in the literature is extensive. Card skimming, involving the clandestine installation of data-capture devices on ATM card reader slots, remains one of the most prevalent forms of ATM fraud globally. Shoulder surfing – the observation of a customer's PIN by a criminal standing nearby – is another common attack vector, often conducted in coordination with card swapping. Card trapping, in which the ATM's card slot is physically obstructed to prevent the return of the customer's card, allows criminals to retrieve the card once the customer has left. Social engineering attacks, where criminals impersonate bank employees and convince customers to 'reactivate' their cards using hand-held skimming devices, represent a more sophisticated form of ATM fraud (BusinessTech, 2021).</w:t>
-      </w:r>
-    </w:p>
-    <w:p>
-      <w:pPr>
-        <w:spacing w:before="120" w:after="120" w:line="360" w:lineRule="auto"/>
-        <w:ind w:firstLine="720"/>
-        <w:jc w:val="both"/>
-      </w:pPr>
-      <w:r>
-        <w:t>In Africa, ATM fraud has been linked to organized criminal groups with significant technical capabilities. Cybersecurity researchers have documented a French-speaking group codenamed 'Opera1er' that has stolen at least $11 million from dozens of African banks, primarily through ATM-targeted attacks (GovInfoSecurity, 2022). The Kenyan group Silent Cards has reportedly used bank insider access to execute ATM fraud resulting in losses of approximately $174 million (World Bank, 2022). In South Africa, a 73 percent surge in virtual banking fraud was reported in 2025, with ATMs remaining a significant target despite the relative shift toward online financial crime (Mobile ID World, 2025).</w:t>
-      </w:r>
-    </w:p>
-    <w:p>
-      <w:pPr>
-        <w:spacing w:before="120" w:after="120" w:line="360" w:lineRule="auto"/>
-        <w:ind w:firstLine="720"/>
-        <w:jc w:val="both"/>
-      </w:pPr>
-      <w:r>
-        <w:t>Research on ATM fraud in Nigeria found that the deployment of ATM terminals had only averagely improved bank performance due to the alarming rate of ATM fraud, and that ATM service quality was poorly correlated with security and privacy outcomes (Academia.edu). This finding underscores the critical importance of security investment not merely as a compliance obligation but as a prerequisite for realizing the efficiency and satisfaction benefits of ATM deployment. Security researchers have argued that conventional password-based ATM systems in developing countries are particularly vulnerable and have proposed fingerprint biometric authentication as a more robust alternative (ResearchGate, 2024).</w:t>
-      </w:r>
-    </w:p>
-    <w:p>
-      <w:pPr>
-        <w:pStyle w:val="Heading2"/>
-      </w:pPr>
-      <w:r>
-        <w:t>2.7.3 Mitigating Security Risks: Technology and Policy</w:t>
-      </w:r>
-    </w:p>
-    <w:p>
-      <w:pPr>
-        <w:spacing w:before="120" w:after="120" w:line="360" w:lineRule="auto"/>
-        <w:ind w:firstLine="720"/>
-        <w:jc w:val="both"/>
-      </w:pPr>
-      <w:r>
-        <w:t>The literature identifies several technological and policy-level interventions for mitigating ATM fraud and strengthening customer trust. EMV chip-and-PIN technology – replacing older magnetic stripe card technology – significantly reduces the risk of card cloning and skimming. Biometric authentication systems, including fingerprint readers and facial recognition cameras, represent a further layer of identity verification that is difficult to replicate fraudulently. Real-time transaction monitoring and anomaly detection systems, powered by machine learning algorithms, enable banks to identify and block suspicious transactions before they are completed (Mobile ID World, 2025).</w:t>
-      </w:r>
-    </w:p>
-    <w:p>
-      <w:pPr>
-        <w:spacing w:before="120" w:after="120" w:line="360" w:lineRule="auto"/>
-        <w:ind w:firstLine="720"/>
-        <w:jc w:val="both"/>
-      </w:pPr>
-      <w:r>
-        <w:t>At the policy level, effective regulatory frameworks requiring minimum security standards for ATM deployment, clear consumer protection provisions for ATM fraud victims, and robust investigation and prosecution of ATM crimes are essential complements to technological solutions. Consumer education campaigns that advise customers on best practices for ATM security – including covering the keypad when entering their PIN, checking for skimming devices, avoiding ATMs in poorly lit or isolated locations, and immediately reporting lost or stolen cards – represent a cost-effective, complementary intervention. For Ghana Commercial Bank, integrating security awareness into its customer communications, digital platforms, and ATM interface messaging would represent a practical and relatively low-cost enhancement to its ATM security posture.</w:t>
-      </w:r>
-    </w:p>
-    <w:p/>
-    <w:p>
-      <w:pPr>
-        <w:pStyle w:val="Heading1"/>
-      </w:pPr>
-      <w:r>
-        <w:rPr>
-          <w:caps/>
-        </w:rPr>
-        <w:t>2.8. The Ghanaian Banking Context: Digital Transformation and ATM Services</w:t>
-      </w:r>
-    </w:p>
-    <w:p>
-      <w:pPr>
-        <w:pStyle w:val="Heading2"/>
-      </w:pPr>
-      <w:r>
-        <w:t>2.8.1 Overview of Ghana's Banking Sector</w:t>
-      </w:r>
-    </w:p>
-    <w:p>
-      <w:pPr>
-        <w:spacing w:before="120" w:after="120" w:line="360" w:lineRule="auto"/>
-        <w:ind w:firstLine="720"/>
-        <w:jc w:val="both"/>
-      </w:pPr>
-      <w:r>
-        <w:t>Ghana's banking sector is one of the most developed in West Africa, characterized by a mix of indigenous banks, pan-African banks, and international financial institutions. The Bank of Ghana, as the central bank and primary banking regulator, has progressively updated regulatory frameworks to accommodate the digitization of financial services, including guidelines on electronic banking, cybersecurity, and consumer protection. As of the mid-2020s, all 23 commercial banks operating in Ghana offer at least one digitally accessible product, reflecting the sector's broad commitment to technology-enabled service delivery (RSISINTERNATIONAL, 2024).</w:t>
-      </w:r>
-    </w:p>
-    <w:p>
-      <w:pPr>
-        <w:spacing w:before="120" w:after="120" w:line="360" w:lineRule="auto"/>
-        <w:ind w:firstLine="720"/>
-        <w:jc w:val="both"/>
-      </w:pPr>
-      <w:r>
-        <w:t>Ghana's e-payment ecosystem underwent significant transformation between 2020 and 2023, driven by the proliferation of mobile money platforms – particularly MTN Mobile Money (MoMo) – and the increasing penetration of smartphones. Mobile money interoperability transfers saw remarkable growth during this period (KPMG, 2025). However, ATMs remain an indispensable component of the service architecture, particularly for segments of the population that lack smartphones, those conducting large-denomination cash transactions, and customers in areas with limited mobile data connectivity. The complementarity between ATM services and mobile banking channels is therefore a key strategic consideration for Ghanaian banks.</w:t>
-      </w:r>
-    </w:p>
-    <w:p>
-      <w:pPr>
-        <w:pStyle w:val="Heading2"/>
-      </w:pPr>
-      <w:r>
-        <w:t>2.8.2 Ghana Commercial Bank: ATM Strategy and Service Quality</w:t>
-      </w:r>
-    </w:p>
-    <w:p>
-      <w:pPr>
-        <w:spacing w:before="120" w:after="120" w:line="360" w:lineRule="auto"/>
-        <w:ind w:firstLine="720"/>
-        <w:jc w:val="both"/>
-      </w:pPr>
-      <w:r>
-        <w:t>Ghana Commercial Bank's extensive ATM network – 340 machines across the country – positions it as the dominant player in ATM service provision among indigenous Ghanaian banks. GCB's strategy of continuously upgrading its core banking systems and process automation to enhance operational efficiency reflects an understanding that technology investment is integral to long-term competitiveness (Crunchbase, 2025). The bank's digital offerings – including G-Money, GCB Pay, and a mobile application – represent an attempt to build a multiplatform digital banking ecosystem that complements its physical ATM presence.</w:t>
-      </w:r>
-    </w:p>
-    <w:p>
-      <w:pPr>
-        <w:spacing w:before="120" w:after="120" w:line="360" w:lineRule="auto"/>
-        <w:ind w:firstLine="720"/>
-        <w:jc w:val="both"/>
-      </w:pPr>
-      <w:r>
-        <w:t>However, research evidence on customer satisfaction with ATM services at GCB and across the Ghanaian banking sector more broadly reveals persistent areas of concern. A comparative service quality study involving Ghana Commercial Bank, Ecobank, Standard Chartered Bank, and Cal Bank found that while customers of all four banks rated the SERVQUAL dimensions positively, there was a consistent gap between customer expectations and perceptions, particularly on reliability and responsiveness dimensions (ResearchGate, 2014). This research recommended that banks invest in new and up-to-date technology and that ATMs be made more reliable, with the Bank of Ghana enforcing its regulatory guidelines more rigorously.</w:t>
-      </w:r>
-    </w:p>
-    <w:p>
-      <w:pPr>
-        <w:spacing w:before="120" w:after="120" w:line="360" w:lineRule="auto"/>
-        <w:ind w:firstLine="720"/>
-        <w:jc w:val="both"/>
-      </w:pPr>
-      <w:r>
-        <w:t>Research specifically examining standards and service quality of ATMs in Ghana's banking industry found significant gaps in user awareness of ATM functionalities and noted that operational effectiveness was undermined by technical failures and limited customer education (Academia.edu, 2014). The most popular electronic banking product among GCB customers was confirmed to be the ATM, underscoring both the strategic importance of ATM quality for GCB and the elevated expectations that customers bring to their ATM interactions.</w:t>
-      </w:r>
-    </w:p>
-    <w:p>
-      <w:pPr>
-        <w:pStyle w:val="Heading2"/>
-      </w:pPr>
-      <w:r>
-        <w:t>2.8.3 E-Banking Adoption in Ghana: Benefits, Challenges, and Critical Success Factors</w:t>
-      </w:r>
-    </w:p>
-    <w:p>
-      <w:pPr>
-        <w:spacing w:before="120" w:after="120" w:line="360" w:lineRule="auto"/>
-        <w:ind w:firstLine="720"/>
-        <w:jc w:val="both"/>
-      </w:pPr>
-      <w:r>
-        <w:t>Research on the adoption of e-banking in Ghana's banking industry, using Guaranty Trust Bank Ghana as a case study, found that e-banking adoption was primarily driven by customer needs and changing market trends. The key benefits identified included improved customer convenience, enhanced operational efficiency, expanded service reach, and competitive differentiation. The primary challenges included inadequate technological infrastructure, concerns about transaction security, limited digital literacy among segments of the customer population, and the costs of technology implementation and maintenance (GRIN, 2025).</w:t>
-      </w:r>
-    </w:p>
-    <w:p>
-      <w:pPr>
-        <w:spacing w:before="120" w:after="120" w:line="360" w:lineRule="auto"/>
-        <w:ind w:firstLine="720"/>
-        <w:jc w:val="both"/>
-      </w:pPr>
-      <w:r>
-        <w:t>The digital transformation imperative for Ghanaian banks is widely recognized in both academic and practitioner literature. Legacy IT systems, identified as a major operational constraint by many Ghanaian banks, limit the agility required to deploy and maintain modern ATM features, real-time monitoring capabilities, and integrated customer analytics (Citi Newsroom, 2024). Security concerns – particularly given Ghana's exposure to the same cybersecurity threats that have affected other African banking markets – require ongoing investment and regulatory vigilance. The development of advanced security infrastructure, including biometric ATM authentication, encrypted data transmission, and real-time fraud detection, represents a priority area for GCB's technology roadmap.</w:t>
-      </w:r>
-    </w:p>
-    <w:p/>
-    <w:p>
-      <w:pPr>
-        <w:pStyle w:val="Heading1"/>
-      </w:pPr>
-      <w:r>
-        <w:rPr>
-          <w:caps/>
-        </w:rPr>
-        <w:t>2.9. Critical Review: Gaps, Contradictions, and Future Research Directions</w:t>
-      </w:r>
-    </w:p>
-    <w:p>
-      <w:pPr>
-        <w:pStyle w:val="Heading2"/>
-      </w:pPr>
-      <w:r>
-        <w:t>2.9.1 Methodological Limitations</w:t>
-      </w:r>
-    </w:p>
-    <w:p>
-      <w:pPr>
-        <w:spacing w:before="120" w:after="120" w:line="360" w:lineRule="auto"/>
-        <w:ind w:firstLine="720"/>
-        <w:jc w:val="both"/>
-      </w:pPr>
-      <w:r>
-        <w:t>A critical review of the extant literature on ATM service quality and customer satisfaction reveals several important methodological limitations. A substantial proportion of studies rely on convenience sampling from single cities or branches, which restricts the geographic representativeness of their findings and limits the extent to which conclusions can be generalized to national banking populations or cross-institutional comparisons. The use of cross-sectional survey designs – while appropriate for capturing customer perceptions at a point in time – prevents researchers from tracking changes in satisfaction over time or from establishing causal rather than associative relationships between service quality dimensions and satisfaction outcomes. Longitudinal and panel data designs would significantly strengthen the causal claims that are often implicit in the literature.</w:t>
-      </w:r>
-    </w:p>
-    <w:p>
-      <w:pPr>
-        <w:spacing w:before="120" w:after="120" w:line="360" w:lineRule="auto"/>
-        <w:ind w:firstLine="720"/>
-        <w:jc w:val="both"/>
-      </w:pPr>
-      <w:r>
-        <w:t>The selection of service quality dimensions in prior studies is also a significant methodological concern. As several authors note, the dimensions employed in ATM service quality research have often been borrowed from broader electronic service quality frameworks (such as e-SERVQUAL) without sufficient consideration of the unique characteristics of ATM services, including the physical machine interface, the single-location service encounter, and the cash-handling dimension (PMC, 2023). The absence of a universally agreed set of ATM service quality dimensions means that study findings are often incomparable across contexts, complicating meta-analytical synthesis.</w:t>
-      </w:r>
-    </w:p>
-    <w:p>
-      <w:pPr>
-        <w:pStyle w:val="Heading2"/>
-      </w:pPr>
-      <w:r>
-        <w:t>2.9.2 Theoretical Gaps</w:t>
-      </w:r>
-    </w:p>
-    <w:p>
-      <w:pPr>
-        <w:spacing w:before="120" w:after="120" w:line="360" w:lineRule="auto"/>
-        <w:ind w:firstLine="720"/>
-        <w:jc w:val="both"/>
-      </w:pPr>
-      <w:r>
-        <w:t>While SERVQUAL and TAM provide the dominant theoretical frameworks for ATM service quality research, the literature has been relatively slow to integrate insights from more recent theoretical developments in service science, digital experience research, and behavioral economics. Customer journey mapping, which tracks the totality of a customer's experience across all touchpoints with a bank – including ATM interactions – offers a richer analytical lens than single-encounter quality measurement. Similarly, the growing literature on omnichannel banking service quality, which examines how customers integrate ATM, mobile, online, and branch interactions into a holistic service experience, has not been sufficiently integrated into ATM-specific research (Taylor and Francis, 2025).</w:t>
-      </w:r>
-    </w:p>
-    <w:p>
-      <w:pPr>
-        <w:spacing w:before="120" w:after="120" w:line="360" w:lineRule="auto"/>
-        <w:ind w:firstLine="720"/>
-        <w:jc w:val="both"/>
-      </w:pPr>
-      <w:r>
-        <w:t>The role of emotions and affective dimensions of the ATM service experience – including customer anxiety, frustration, and delight – is another theoretical gap in the literature. Cognitive service quality dimensions (reliability, ease of use, responsiveness) have been extensively studied, but the affective antecedents and consequences of ATM interactions have received limited attention. This is particularly relevant given evidence that emotional responses to service failures (such as being unable to withdraw money at a critical moment) may disproportionately shape overall satisfaction assessments relative to the positive experiences of routine successful transactions.</w:t>
-      </w:r>
-    </w:p>
-    <w:p>
-      <w:pPr>
-        <w:pStyle w:val="Heading2"/>
-      </w:pPr>
-      <w:r>
-        <w:t>2.9.3 Contextual Gaps and Future Research</w:t>
-      </w:r>
-    </w:p>
-    <w:p>
-      <w:pPr>
-        <w:spacing w:before="120" w:after="120" w:line="360" w:lineRule="auto"/>
-        <w:ind w:firstLine="720"/>
-        <w:jc w:val="both"/>
-      </w:pPr>
-      <w:r>
-        <w:t>From a contextual perspective, there remains a paucity of in-depth, institution-specific research on ATM service quality at Ghana Commercial Bank. While studies using Ghanaian banking data have been conducted, most treat banks in the aggregate rather than examining a single institution's ATM service architecture in depth. Given GCB's unique position as the country's largest indigenous bank, with a diverse branch network and a customer base that spans urban, peri-urban, and rural geographies, institution-specific research would offer more actionable insights for GCB's management than aggregate sector studies.</w:t>
-      </w:r>
-    </w:p>
-    <w:p>
-      <w:pPr>
-        <w:spacing w:before="120" w:after="120" w:line="360" w:lineRule="auto"/>
-        <w:ind w:firstLine="720"/>
-        <w:jc w:val="both"/>
-      </w:pPr>
-      <w:r>
-        <w:t>Future research should also examine the interaction between ATM service quality and other digital service channels (mobile money, internet banking, mobile app banking) in shaping overall customer satisfaction and loyalty. As Ghanaian customers increasingly engage with multiple digital banking channels simultaneously, the quality of each channel influences the evaluation of others, creating cross-channel spillover effects that single-channel studies cannot capture. Research on the comparative satisfaction effects of ATM versus mobile money services among GCB customers would be particularly valuable in informing of the bank's channel investment strategy.</w:t>
-      </w:r>
-    </w:p>
-    <w:p>
-      <w:pPr>
-        <w:spacing w:before="120" w:after="120" w:line="360" w:lineRule="auto"/>
-        <w:ind w:firstLine="720"/>
-        <w:jc w:val="both"/>
-      </w:pPr>
-      <w:r>
-        <w:t>Finally, there is a need for research that explicitly examines the intersection of ATM service quality, customer satisfaction, and financial inclusion outcomes in Ghana. The available literature tends to treat these as separate research streams, but their interconnection is theoretically and practically significant: improving ATM service quality in underserved areas may not only enhance customer satisfaction but directly advance financial inclusion objectives, with positive ripple effects on economic wellbeing and development. Quantitative research linking ATM quality improvements to measurable financial inclusion outcomes would significantly strengthen the evidence base for policy advocacy and investment prioritization.</w:t>
-      </w:r>
-    </w:p>
-    <w:p/>
-    <w:p>
-      <w:pPr>
-        <w:pStyle w:val="Heading1"/>
-      </w:pPr>
-      <w:r>
-        <w:rPr>
-          <w:caps/>
-        </w:rPr>
-        <w:t>2.10. Conclusion</w:t>
-      </w:r>
-    </w:p>
-    <w:p>
-      <w:pPr>
-        <w:spacing w:before="120" w:after="120" w:line="360" w:lineRule="auto"/>
-        <w:ind w:firstLine="720"/>
-        <w:jc w:val="both"/>
-      </w:pPr>
-      <w:r>
-        <w:t>This literature review has provided a comprehensive and critical examination of the scholarly evidence on ATM service quality, customer satisfaction, and banking efficiency, with specific contextual focus on Ghana Commercial Bank and the Ghanaian banking environment. The review synthesis insights from a broad array of empirical studies conducted in Africa, Asia, the Middle East, and beyond, alongside foundational theoretical contributions from the service quality and technology acceptance literatures.</w:t>
-      </w:r>
-    </w:p>
-    <w:p>
-      <w:pPr>
-        <w:spacing w:before="120" w:after="120" w:line="360" w:lineRule="auto"/>
-        <w:ind w:firstLine="720"/>
-        <w:jc w:val="both"/>
-      </w:pPr>
-      <w:r>
-        <w:t>The evidence reviewed confirms that ATM service quality is a multidimensional construct, with reliability, convenience, ease of use, security and privacy, responsiveness, and fulfilment emerging as its principal components across diverse research contexts. Of these dimensions, reliability consistently emerges as the most powerful predictor of customer satisfaction, a finding of direct relevance to Ghana Commercial Bank given the documented challenges of machine downtime and network failures in the Ghanaian ATM context. Convenience and ease of use are also strongly associated with customer satisfaction, highlighting the strategic importance of geographic ATM deployment decisions and user interface design quality.</w:t>
-      </w:r>
-    </w:p>
-    <w:p>
-      <w:pPr>
-        <w:spacing w:before="120" w:after="120" w:line="360" w:lineRule="auto"/>
-        <w:ind w:firstLine="720"/>
-        <w:jc w:val="both"/>
-      </w:pPr>
-      <w:r>
-        <w:t>The satisfaction-loyalty linkage is well established in the literature: customers who are satisfied with ATM service quality are more likely to remain loyal to their banks, recommend the institution to others, and resist switching to competitors. For GCB, which operates in an increasingly competitive Ghanaian banking landscape where mobile money platforms and fintech entrants offer compelling alternatives, sustained investment in ATM service quality represents a critical retention strategy.</w:t>
-      </w:r>
-    </w:p>
-    <w:p>
-      <w:pPr>
-        <w:spacing w:before="120" w:after="120" w:line="360" w:lineRule="auto"/>
-        <w:ind w:firstLine="720"/>
-        <w:jc w:val="both"/>
-      </w:pPr>
-      <w:r>
-        <w:t>Security and trust remain both a challenge and an opportunity. While security concerns around ATM fraud are significant – and the African banking context is particularly exposed to organized ATM crime – investment in biometric authentication, real-time fraud detection, and consumer security education can transform security from a hygiene factor into an active differentiator that builds customer trust and loyalty. For a heritage institution like GCB, which benefits from decades of accumulated institutional trust, protecting and strengthening that trust through robust ATM security infrastructure is both a strategic imperative and a matter of institutional stewardship.</w:t>
-      </w:r>
-    </w:p>
-    <w:p>
-      <w:pPr>
-        <w:spacing w:before="120" w:after="120" w:line="360" w:lineRule="auto"/>
-        <w:ind w:firstLine="720"/>
-        <w:jc w:val="both"/>
-      </w:pPr>
-      <w:r>
-        <w:t>ATMs also make an important contribution to banking efficiency and financial inclusion. By migrating routine transactions to self-service channels, banks reduce operating costs and free human resources for higher-value interactions. In the Ghanaian context, ATMs extend the bank's service reach into communities that would otherwise remain underserved by formal financial infrastructure, advancing both GCB's commercial interests and Ghana's broader financial inclusion agenda.</w:t>
-      </w:r>
-    </w:p>
-    <w:p>
-      <w:pPr>
-        <w:spacing w:before="120" w:after="120" w:line="360" w:lineRule="auto"/>
-        <w:ind w:firstLine="720"/>
-        <w:jc w:val="both"/>
-      </w:pPr>
-      <w:r>
-        <w:t>Literature is, however, not without limitations. Methodological weaknesses including convenience sampling, cross-sectional designs, and inconsistent dimension selection constrain the generalizability and comparability of findings. Theoretical gaps exist around the affective dimensions of ATM service quality, omnichannel interactions, and the financial inclusion consequences of quality improvements. Institution-specific research on GCB's ATM service quality, drawing on primary data from a representative sample of GCB customers across its geographic network, would make a significant contribution to the field and to the institution's strategic planning capability.</w:t>
-      </w:r>
-    </w:p>
-    <w:p>
-      <w:pPr>
-        <w:spacing w:before="120" w:after="120" w:line="360" w:lineRule="auto"/>
-        <w:ind w:firstLine="720"/>
-        <w:jc w:val="both"/>
-      </w:pPr>
-      <w:r>
-        <w:t>In conclusion, the extant literature provides a robust, if incomplete, evidence base for understanding the determinants and consequences of ATM service quality at Ghana Commercial Bank. The central message for GCB's management is clear: investment in reliability, convenience, ease of use, security, responsiveness, and fulfilment of ATM services is not merely a matter of customer service improvement, but a strategic investment in customer loyalty, operational efficiency, competitive positioning, and financial inclusion impact. The imperative for continuous, evidence-based improvement of ATM service quality at GCB has never been greater.</w:t>
+        <w:t xml:space="preserve">Taken together, the literature reviewed in this chapter establishes service quality, and specifically the SERVQUAL and technology-acceptance traditions discussed in Section 2.3, as a well-established lens for understanding customer satisfaction in banking generally and ATM banking in particular. The empirical evidence from Ghana, though smaller in volume than the international literature, consistently identifies reliability, convenience and ease of use as central to how Ghanaian customers judge ATM service quality, with security and privacy behaving more as a baseline expectation than as an active driver of satisfaction (Narteh, 2015). At the same time, the Ghana-specific studies reviewed here are, without exception, single-institution or small-sample studies conducted at a particular point in time, using convenience or purposive samples drawn from a handful of branches (for example, Cudjoe, Anim and Nyanyofio, 2015; Adams, Bashiru and Abdulai, 2016). None of the studies identified track ATM service quality at GCB continuously or compare performance across the bank's branch network in a systematic way. This gap, between periodic single-branch survey snapshots and the bank's actual, geographically distributed ATM estate, is the specific gap this study seeks to address, both through the survey reported in the chapters that follow and through the prototype continuous-monitoring system presented in Appendix A.</w:t>
       </w:r>
     </w:p>
     <w:p>
@@ -4283,12 +3428,6 @@
         </w:rPr>
         <w:t>References</w:t>
       </w:r>
-    </w:p>
-    <w:p>
-      <w:pPr>
-        <w:pStyle w:val="Heading1"/>
-        <w:jc w:val="center"/>
-      </w:pPr>
     </w:p>
     <w:p>
       <w:pPr>
@@ -4297,7 +3436,7 @@
         <w:jc w:val="both"/>
       </w:pPr>
       <w:r>
-        <w:t>Agile Brand Guide. (2026). Technology Adoption Model (TAM). Retrieved from https://agilebrandguide.com/wiki/models/technology-adoption-model-tam/</w:t>
+        <w:t xml:space="preserve">Aaker, D. A., Kumar, V. and Day, G. S. (2011) Marketing Research. 10th edn. New York: John Wiley and Sons.</w:t>
       </w:r>
     </w:p>
     <w:p>
@@ -4307,7 +3446,7 @@
         <w:jc w:val="both"/>
       </w:pPr>
       <w:r>
-        <w:t>Al-Eisa, A. S., &amp; Alhemoud, A. M. (2009). Using a multiple-attribute approach for measuring customer satisfaction with retail banking services in Kuwait. International Journal of Bank Marketing, 27(4), 294–314.</w:t>
+        <w:t xml:space="preserve">Aboagye-Debrah, K. (2007) Competition, Growth and Performance in the Banking Industry in Ghana. Accra: Ghana Universities Press.</w:t>
       </w:r>
     </w:p>
     <w:p>
@@ -4317,7 +3456,7 @@
         <w:jc w:val="both"/>
       </w:pPr>
       <w:r>
-        <w:t>American Banker. (2025). The evolution of the ATM. Retrieved from https://www.americanbanker.com</w:t>
+        <w:t xml:space="preserve">Adams, A. M. and Lamptey, D. B. (2009) 'Customer satisfaction in the Ghanaian banking industry', International Journal of Business and Management, 4(5), pp. 81–90.</w:t>
       </w:r>
     </w:p>
     <w:p>
@@ -4327,7 +3466,7 @@
         <w:jc w:val="both"/>
       </w:pPr>
       <w:r>
-        <w:t>ATMMachines.com. (2025). The fascinating history of ATM machines. Retrieved from https://atmmachines.com</w:t>
+        <w:t xml:space="preserve">Adams, A.-M., Bashiru, M. and Abdulai, I. A. (2016) 'Customer satisfaction in the banking industry in Ghana: A case of GCB Bank Limited in Wa Municipality', Journal of Social Science Studies, 3(2), pp. 217–235.</w:t>
       </w:r>
     </w:p>
     <w:p>
@@ -4337,7 +3476,7 @@
         <w:jc w:val="both"/>
       </w:pPr>
       <w:r>
-        <w:t>Bada, A. B., &amp; Karupiah, P. (2015). Customers' perception on trust in the use of Automated Teller Machine (ATM) services in Sokoto State, Nigeria. Research on Humanities and Social Sciences, 5(17), 8–14.</w:t>
+        <w:t xml:space="preserve">Addai, B., Ameyaw, B., Ashalley, E. and Quaye, I. (2015) 'Electronic banking and customer satisfaction: Empirical evidence from Ghana', Journal of Economics, Management and Trade, 9(3), pp. 1–8.</w:t>
       </w:r>
     </w:p>
     <w:p>
@@ -4347,7 +3486,7 @@
         <w:jc w:val="both"/>
       </w:pPr>
       <w:r>
-        <w:t>Caruana, A. (2002). Service loyalty: The effects of service quality and the mediating role of customer satisfaction. European Journal of Marketing, 36(7/8), 811–828.</w:t>
+        <w:t xml:space="preserve">Adeoti, J. O. (2011) 'Automated teller machine (ATM) frauds in Nigeria: The way out', Journal of Social Sciences, 27(1), pp. 53–58.</w:t>
       </w:r>
     </w:p>
     <w:p>
@@ -4357,7 +3496,7 @@
         <w:jc w:val="both"/>
       </w:pPr>
       <w:r>
-        <w:t>Chandra, S. (2023). Study analyzing the mediating effects of customer satisfaction in the relationship between ATM service quality and customer loyalty. Frontiers in Business, Economics and Management, 7(1), 160–166.</w:t>
+        <w:t xml:space="preserve">Bank of Ghana (2023) Annual Report and Financial Statement. Accra: Bank of Ghana.</w:t>
       </w:r>
     </w:p>
     <w:p>
@@ -4367,7 +3506,7 @@
         <w:jc w:val="both"/>
       </w:pPr>
       <w:r>
-        <w:t>Citi Newsroom. (2024). Digital transformation: The imperative for Ghanaian banks. Retrieved from https://citinewsroom.com/2024/07/digital-transformation-the-imperative-for-ghanaian-banks/</w:t>
+        <w:t xml:space="preserve">Barclays (2017) From the Archives: The ATM is 50. London: Barclays Bank PLC.</w:t>
       </w:r>
     </w:p>
     <w:p>
@@ -4377,7 +3516,7 @@
         <w:jc w:val="both"/>
       </w:pPr>
       <w:r>
-        <w:t>Crunchbase. (2025). Ghana Commercial Bank. Retrieved from https://www.crunchbase.com/organization/ghana-commercial-bank</w:t>
+        <w:t xml:space="preserve">Boateng, A., Amponsah, M. and Serwaa-Adomako, N. (2014) 'Impact assessment of ATM on customer satisfaction of banks in Ghana: A case study of Kumasi, Ghana', ADRRI Journal of Arts and Social Sciences, 7(1).</w:t>
       </w:r>
     </w:p>
     <w:p>
@@ -4387,7 +3526,7 @@
         <w:jc w:val="both"/>
       </w:pPr>
       <w:r>
-        <w:t>Davis, F. D. (1989). Perceived usefulness, perceived ease of use, and user acceptance of information technology. MIS Quarterly, 13(3), 319–340.</w:t>
+        <w:t xml:space="preserve">Burns, A. C. and Bush, R. F. (2014) Marketing Research. 7th edn. Harlow: Pearson Education.</w:t>
       </w:r>
     </w:p>
     <w:p>
@@ -4397,7 +3536,7 @@
         <w:jc w:val="both"/>
       </w:pPr>
       <w:r>
-        <w:t>Elifneh, Y. W., Goulap, J. B., &amp; Girma, Y. (2020). Customers' satisfaction in ATM service – Empirical evidence from the Leading Bank in Ethiopia. Journal of Banking and Finance, 15(2), 44–67.</w:t>
+        <w:t xml:space="preserve">Creswell, J. W. (2014) Research Design: Qualitative, Quantitative and Mixed Methods Approaches. 4th edn. Thousand Oaks: Sage Publications.</w:t>
       </w:r>
     </w:p>
     <w:p>
@@ -4407,7 +3546,7 @@
         <w:jc w:val="both"/>
       </w:pPr>
       <w:r>
-        <w:t>European Journal of Business and Management Research (EJBMR). (2023). ATM Service Quality and Customer Satisfaction: The Empirical Evidence from Commercial Banks in Cambodia's Siem Reap Province. Retrieved from https://eu-opensci.org/index.php/ejbmr/article/view/52153</w:t>
+        <w:t xml:space="preserve">Cronin, J. J. and Taylor, S. A. (1992) 'Measuring service quality: A reexamination and extension', Journal of Marketing, 56(3), pp. 55–68.</w:t>
       </w:r>
     </w:p>
     <w:p>
@@ -4417,7 +3556,7 @@
         <w:jc w:val="both"/>
       </w:pPr>
       <w:r>
-        <w:t>GovInfoSecurity. (2022). ATM Fraud. Retrieved from https://www.govinfosecurity.com/atm-fraud-c-245</w:t>
+        <w:t xml:space="preserve">Cudjoe, A. G., Anim, P. A. and Nyanyofio, J. G. N. T. (2015) 'Service quality and customer satisfaction in the Ghanaian banking industry: A case of Ghana Commercial Bank', European Journal of Business and Management, 7(3).</w:t>
       </w:r>
     </w:p>
     <w:p>
@@ -4427,7 +3566,7 @@
         <w:jc w:val="both"/>
       </w:pPr>
       <w:r>
-        <w:t>Gronroos, C. (1984). A service quality model and its marketing implications. European Journal of Marketing, 18(4), 36–44.</w:t>
+        <w:t xml:space="preserve">Davis, F. D. (1989) 'Perceived usefulness, perceived ease of use, and user acceptance of information technology', MIS Quarterly, 13(3), pp. 319–340.</w:t>
       </w:r>
     </w:p>
     <w:p>
@@ -4437,7 +3576,7 @@
         <w:jc w:val="both"/>
       </w:pPr>
       <w:r>
-        <w:t>GRIN. (2025). Adoption of Electronic Banking in Ghana Banking System. Retrieved from https://www.grin.com/document/284721</w:t>
+        <w:t xml:space="preserve">Ghana Commercial Bank PLC (2023) Annual Report and Financial Statements. Accra: GCB Bank PLC.</w:t>
       </w:r>
     </w:p>
     <w:p>
@@ -4447,7 +3586,7 @@
         <w:jc w:val="both"/>
       </w:pPr>
       <w:r>
-        <w:t>Hammoud, J., Bizri, R. M., &amp; El Baba, I. (2018). The impact of e-banking service quality on customer satisfaction: Evidence from the Lebanese banking sector. SAGE Open, 8(3), 1–12.</w:t>
+        <w:t xml:space="preserve">Grönroos, C. (1984) 'A service quality model and its marketing implications', European Journal of Marketing, 18(4), pp. 36–44.</w:t>
       </w:r>
     </w:p>
     <w:p>
@@ -4457,7 +3596,7 @@
         <w:jc w:val="both"/>
       </w:pPr>
       <w:r>
-        <w:t>History.com. (2025). Automated Teller Machines. Retrieved from https://www.history.com/articles/automated-teller-machines</w:t>
+        <w:t xml:space="preserve">Hair, J. F., Black, W. C., Babin, B. J. and Anderson, R. E. (2014) Multivariate Data Analysis. 7th edn. Harlow: Pearson Education.</w:t>
       </w:r>
     </w:p>
     <w:p>
@@ -4467,7 +3606,7 @@
         <w:jc w:val="both"/>
       </w:pPr>
       <w:r>
-        <w:t>KPMG. (2025). Modernising Core Banking Systems: Navigating challenges to achieve transformation. Nigeria/Ghana.</w:t>
+        <w:t xml:space="preserve">Kothari, C. R. (2004) Research Methodology: Methods and Techniques. 2nd edn. New Delhi: New Age International Publishers.</w:t>
       </w:r>
     </w:p>
     <w:p>
@@ -4477,7 +3616,7 @@
         <w:jc w:val="both"/>
       </w:pPr>
       <w:r>
-        <w:t>Kumar, M., Kee, F. T., &amp; Manshor, A. T. (2011). Determining the relative importance of critical factors in delivering service quality of banks: An application of dominance analysis in SERVQUAL model. Managing Service Quality, 19(2), 211–228.</w:t>
+        <w:t xml:space="preserve">Kotler, P. and Keller, K. L. (2016) Marketing Management. 15th edn. Harlow: Pearson Education Limited.</w:t>
       </w:r>
     </w:p>
     <w:p>
@@ -4487,7 +3626,7 @@
         <w:jc w:val="both"/>
       </w:pPr>
       <w:r>
-        <w:t>Marketing91. (2024). The Servqual Model – Definition, Dimensions, Gaps and Advantages. Retrieved from https://www.marketing91.com/servqual/</w:t>
+        <w:t xml:space="preserve">Kumar, R. (2011) Research Methodology: A Step-by-Step Guide for Beginners. 3rd edn. London: Sage Publications.</w:t>
       </w:r>
     </w:p>
     <w:p>
@@ -4497,7 +3636,7 @@
         <w:jc w:val="both"/>
       </w:pPr>
       <w:r>
-        <w:t>Mobile ID World. (2025). South Africa Reports 73% Surge in Virtual Banking Fraud, Surpassing ATM Crime. Retrieved from https://mobileidworld.com</w:t>
+        <w:t xml:space="preserve">Malhotra, N. K. and Dash, S. (2016) Marketing Research: An Applied Orientation. 7th edn. Harlow: Pearson Education.</w:t>
       </w:r>
     </w:p>
     <w:p>
@@ -4507,7 +3646,7 @@
         <w:jc w:val="both"/>
       </w:pPr>
       <w:r>
-        <w:t>ModernGhana. (2025). Why Digital Transformation in Ghana Still Feels Superficial. Retrieved from https://www.modernghana.com/news/1447996/</w:t>
+        <w:t xml:space="preserve">Narteh, B. (2013) 'Service quality in automated teller machines: An empirical investigation', Managing Service Quality: An International Journal, 23(1), pp. 62–89.</w:t>
       </w:r>
     </w:p>
     <w:p>
@@ -4517,7 +3656,7 @@
         <w:jc w:val="both"/>
       </w:pPr>
       <w:r>
-        <w:t>Narteh, B. (2013). Service quality in automated teller machines: An empirical investigation. Managing Service Quality: An International Journal, 23(1), 62–89.</w:t>
+        <w:t xml:space="preserve">Narteh, B. (2015) 'Perceived service quality and satisfaction of self-service technology: The case of automated teller machines', International Journal of Quality &amp; Reliability Management, 32(4), pp. 361–380.</w:t>
       </w:r>
     </w:p>
     <w:p>
@@ -4527,7 +3666,7 @@
         <w:jc w:val="both"/>
       </w:pPr>
       <w:r>
-        <w:t>NCR Atleos. (2025). A History of ATM Innovation. Retrieved from https://www.ncratleos.com/insights/a-history-of-atm-innovation</w:t>
+        <w:t xml:space="preserve">Oliver, R. L. (1980) 'A cognitive model of the antecedents and consequences of satisfaction decisions', Journal of Marketing Research, 17(4), pp. 460–469.</w:t>
       </w:r>
     </w:p>
     <w:p>
@@ -4537,7 +3676,7 @@
         <w:jc w:val="both"/>
       </w:pPr>
       <w:r>
-        <w:t>Oliver, R. L. (1980). A cognitive model of the antecedents and consequences of satisfaction decisions. Journal of Marketing Research, 17(4), 460–469.</w:t>
+        <w:t xml:space="preserve">Parasuraman, A., Zeithaml, V. A. and Berry, L. L. (1985) 'A conceptual model of service quality and its implications for future research', Journal of Marketing, 49(4), pp. 41–50.</w:t>
       </w:r>
     </w:p>
     <w:p>
@@ -4547,7 +3686,7 @@
         <w:jc w:val="both"/>
       </w:pPr>
       <w:r>
-        <w:t>Oliver, R. L. (1997). Satisfaction: A Behavioral Perspective on the Consumer. New York: McGraw-Hill.</w:t>
+        <w:t xml:space="preserve">Parasuraman, A., Zeithaml, V. A. and Berry, L. L. (1988) 'SERVQUAL: A multiple-item scale for measuring consumer perceptions of service quality', Journal of Retailing, 64(1), pp. 12–40.</w:t>
       </w:r>
     </w:p>
     <w:p>
@@ -4557,7 +3696,7 @@
         <w:jc w:val="both"/>
       </w:pPr>
       <w:r>
-        <w:t>Parasuraman, A., Zeithaml, V. A., &amp; Berry, L. L. (1985). A conceptual model of service quality and its implications for future research. Journal of Marketing, 49(4), 41–50.</w:t>
+        <w:t xml:space="preserve">Saunders, M., Lewis, P. and Thornhill, A. (2016) Research Methods for Business Students. 7th edn. Harlow: Pearson Education Limited.</w:t>
       </w:r>
     </w:p>
     <w:p>
@@ -4567,7 +3706,7 @@
         <w:jc w:val="both"/>
       </w:pPr>
       <w:r>
-        <w:t>Parasuraman, A., Zeithaml, V. A., &amp; Berry, L. L. (1988). SERVQUAL: A multiple-item scale for measuring consumer perceptions of service quality. Journal of Retailing, 64(1), 12–40.</w:t>
+        <w:t xml:space="preserve">Sekaran, U. and Bougie, R. (2016) Research Methods for Business: A Skill Building Approach. 7th edn. Chichester: John Wiley and Sons.</w:t>
       </w:r>
     </w:p>
     <w:p>
@@ -4577,7 +3716,7 @@
         <w:jc w:val="both"/>
       </w:pPr>
       <w:r>
-        <w:t>PMC/NCBI. (2023). Effects of automated teller machine service quality on customer satisfaction: Evidence from commercial bank of Ethiopia. Retrieved from https://www.ncbi.nlm.nih.gov/pmc/articles/PMC10457530/</w:t>
+        <w:t xml:space="preserve">World Bank (2025) The Global Findex Database 2025: Financial Inclusion, Digital Payments, and Resilience in the Age of AI. Washington, DC: World Bank Group.</w:t>
       </w:r>
     </w:p>
     <w:p>
@@ -4587,718 +3726,8 @@
         <w:jc w:val="both"/>
       </w:pPr>
       <w:r>
-        <w:t>ProQuest. (2021). The service quality dimensions that affect customer satisfaction in Jordanian banks. Retrieved from https://www.proquest.com</w:t>
-      </w:r>
-    </w:p>
-    <w:p>
-      <w:pPr>
-        <w:spacing w:before="80" w:after="80" w:line="320" w:lineRule="auto"/>
-        <w:ind w:left="720" w:hanging="720"/>
-        <w:jc w:val="both"/>
-      </w:pPr>
-      <w:r>
-        <w:t>ResearchGate. (2012). An analysis of ATM banking service quality and its dimensions. Managing Service Quality.</w:t>
-      </w:r>
-    </w:p>
-    <w:p>
-      <w:pPr>
-        <w:spacing w:before="80" w:after="80" w:line="320" w:lineRule="auto"/>
-        <w:ind w:left="720" w:hanging="720"/>
-        <w:jc w:val="both"/>
-      </w:pPr>
-      <w:r>
-        <w:t>ResearchGate. (2014). Service Quality in the Banking Sector in Ghana.</w:t>
-      </w:r>
-    </w:p>
-    <w:p>
-      <w:pPr>
-        <w:spacing w:before="80" w:after="80" w:line="320" w:lineRule="auto"/>
-        <w:ind w:left="720" w:hanging="720"/>
-        <w:jc w:val="both"/>
-      </w:pPr>
-      <w:r>
-        <w:t>ResearchGate. (2015). Service Quality and Customer Satisfaction in the Ghanaian Banking Industry (A Case of Ghana Commercial Bank). Retrieved from https://www.researchgate.net/publication/271841435</w:t>
-      </w:r>
-    </w:p>
-    <w:p>
-      <w:pPr>
-        <w:spacing w:before="80" w:after="80" w:line="320" w:lineRule="auto"/>
-        <w:ind w:left="720" w:hanging="720"/>
-        <w:jc w:val="both"/>
-      </w:pPr>
-      <w:r>
-        <w:t>ResearchGate. (2019). The effect of ATM service quality on customer satisfaction and loyalty: An empirical analysis. Global Business Review.</w:t>
-      </w:r>
-    </w:p>
-    <w:p>
-      <w:pPr>
-        <w:spacing w:before="80" w:after="80" w:line="320" w:lineRule="auto"/>
-        <w:ind w:left="720" w:hanging="720"/>
-        <w:jc w:val="both"/>
-      </w:pPr>
-      <w:r>
-        <w:t>ResearchGate. (2020). ATM Service Quality and Customer Satisfaction in Ethiopia.</w:t>
-      </w:r>
-    </w:p>
-    <w:p>
-      <w:pPr>
-        <w:spacing w:before="80" w:after="80" w:line="320" w:lineRule="auto"/>
-        <w:ind w:left="720" w:hanging="720"/>
-        <w:jc w:val="both"/>
-      </w:pPr>
-    </w:p>
-    <w:p>
-      <w:pPr>
-        <w:spacing w:before="80" w:after="80" w:line="320" w:lineRule="auto"/>
-        <w:ind w:left="720" w:hanging="720"/>
-        <w:jc w:val="both"/>
-      </w:pPr>
-      <w:r>
-        <w:t>ResearchGate. (2024). Improving Security Features of Traditional ATM-based Banking Services via Fingerprint Biometrics Scheme.</w:t>
-      </w:r>
-    </w:p>
-    <w:p>
-      <w:pPr>
-        <w:spacing w:before="80" w:after="80" w:line="320" w:lineRule="auto"/>
-        <w:ind w:left="720" w:hanging="720"/>
-        <w:jc w:val="both"/>
-      </w:pPr>
-    </w:p>
-    <w:p>
-      <w:pPr>
-        <w:spacing w:before="80" w:after="80" w:line="320" w:lineRule="auto"/>
-        <w:ind w:left="720" w:hanging="720"/>
-        <w:jc w:val="both"/>
-      </w:pPr>
-      <w:r>
-        <w:t>ResearchGate. (2025). ATM Service Quality Dimensions and Customer Satisfaction: A SEM-Based Study in the Northern Mountainous Region of Vietnam.</w:t>
-      </w:r>
-    </w:p>
-    <w:p>
-      <w:pPr>
-        <w:spacing w:before="80" w:after="80" w:line="320" w:lineRule="auto"/>
-        <w:ind w:left="720" w:hanging="720"/>
-        <w:jc w:val="both"/>
-      </w:pPr>
-    </w:p>
-    <w:p>
-      <w:pPr>
-        <w:spacing w:before="80" w:after="80" w:line="320" w:lineRule="auto"/>
-        <w:ind w:left="720" w:hanging="720"/>
-        <w:jc w:val="both"/>
-      </w:pPr>
-      <w:r>
-        <w:t>RSISINTERNATIONAL. (2024). The New Economy: Impact of Financial Digitalization on Ghana's Public Sector. International Journal of Research and Innovation in Social Science.</w:t>
-      </w:r>
-    </w:p>
-    <w:p>
-      <w:pPr>
-        <w:spacing w:before="80" w:after="80" w:line="320" w:lineRule="auto"/>
-        <w:ind w:left="720" w:hanging="720"/>
-        <w:jc w:val="both"/>
-      </w:pPr>
-    </w:p>
-    <w:p>
-      <w:pPr>
-        <w:spacing w:before="80" w:after="80" w:line="320" w:lineRule="auto"/>
-        <w:ind w:left="720" w:hanging="720"/>
-        <w:jc w:val="both"/>
-      </w:pPr>
-      <w:r>
-        <w:t>Science Publishing Group. (2025). ATM Service Quality and Interest-Free Banking Customer Satisfaction at Bank of Abyssinia, Dire Dawa Branch, Ethiopia. International Journal of Finance and Banking Research.</w:t>
-      </w:r>
-    </w:p>
-    <w:p>
-      <w:pPr>
-        <w:spacing w:before="80" w:after="80" w:line="320" w:lineRule="auto"/>
-        <w:ind w:left="720" w:hanging="720"/>
-        <w:jc w:val="both"/>
-      </w:pPr>
-      <w:r>
-        <w:t>ScienceDirect. (2025). The optimal level of banking inclusion: Empirical insights on banking efficiency in developing countries.</w:t>
-      </w:r>
-    </w:p>
-    <w:p>
-      <w:pPr>
-        <w:spacing w:before="80" w:after="80" w:line="320" w:lineRule="auto"/>
-        <w:ind w:left="720" w:hanging="720"/>
-        <w:jc w:val="both"/>
-      </w:pPr>
-      <w:r>
-        <w:t>ScienceGate. (n.d.). The Impact of Automated Teller Machine Service Quality on Customer Satisfaction and Customer Loyalty: An Empirical Analysis. Retrieved from https://www.sciencegate.app/document/10.1177/0972150919846965</w:t>
-      </w:r>
-    </w:p>
-    <w:p>
-      <w:pPr>
-        <w:spacing w:before="80" w:after="80" w:line="320" w:lineRule="auto"/>
-        <w:ind w:left="720" w:hanging="720"/>
-        <w:jc w:val="both"/>
-      </w:pPr>
-      <w:r>
-        <w:t>Springer Nature. (2023). Examining the effect of electronic banking service quality on customer satisfaction and loyalty. Journal of Innovation and Entrepreneurship.</w:t>
-      </w:r>
-    </w:p>
-    <w:p>
-      <w:pPr>
-        <w:spacing w:before="80" w:after="80" w:line="320" w:lineRule="auto"/>
-        <w:ind w:left="720" w:hanging="720"/>
-        <w:jc w:val="both"/>
-      </w:pPr>
-      <w:r>
-        <w:t>Taylor and Francis. (2024). Exploring the mediating effect of customer satisfaction on the relationships between service quality, efficiency, and reliability and customer retention, loyalty in E-banking performance in emerging markets. Cogent Business &amp; Management.</w:t>
-      </w:r>
-    </w:p>
-    <w:p>
-      <w:pPr>
-        <w:spacing w:before="80" w:after="80" w:line="320" w:lineRule="auto"/>
-        <w:ind w:left="720" w:hanging="720"/>
-        <w:jc w:val="both"/>
-      </w:pPr>
-      <w:r>
-        <w:t>Taylor and Francis. (2025). The mediating role of customer satisfaction in the relationship between service quality and customer loyalty in multi-channel retail banking.</w:t>
-      </w:r>
-    </w:p>
-    <w:p>
-      <w:pPr>
-        <w:spacing w:before="80" w:after="80" w:line="320" w:lineRule="auto"/>
-        <w:ind w:left="720" w:hanging="720"/>
-        <w:jc w:val="both"/>
-      </w:pPr>
-      <w:r>
-        <w:t>The Conversation. (2017). The ATM at 50: how a hole in the wall changed the world. Retrieved from https://theconversation.com/the-atm-at-50</w:t>
-      </w:r>
-    </w:p>
-    <w:p>
-      <w:pPr>
-        <w:spacing w:before="80" w:after="80" w:line="320" w:lineRule="auto"/>
-        <w:ind w:left="720" w:hanging="720"/>
-        <w:jc w:val="both"/>
-      </w:pPr>
-      <w:r>
-        <w:t>TheoryHub/NCL. (n.d.). Technology Acceptance Model. Retrieved from https://open.ncl.ac.uk/theories/1/technology-acceptance-model/</w:t>
-      </w:r>
-    </w:p>
-    <w:p>
-      <w:pPr>
-        <w:spacing w:before="80" w:after="80" w:line="320" w:lineRule="auto"/>
-        <w:ind w:left="720" w:hanging="720"/>
-        <w:jc w:val="both"/>
-      </w:pPr>
-      <w:r>
-        <w:t>Umbrex. (2026). Improve Service Quality with the SERVQUAL Model. Retrieved from https://umbrex.com/resources/frameworks/marketing-frameworks/servqual-model/</w:t>
-      </w:r>
-    </w:p>
-    <w:p>
-      <w:pPr>
-        <w:spacing w:before="80" w:after="80" w:line="320" w:lineRule="auto"/>
-        <w:ind w:left="720" w:hanging="720"/>
-        <w:jc w:val="both"/>
-      </w:pPr>
-      <w:r>
-        <w:t>Venkatesh, V., &amp; Davis, F. D. (2000). A theoretical extension of the technology acceptance model: Four longitudinal field studies. Management Science, 46(2), 186–204.</w:t>
-      </w:r>
-    </w:p>
-    <w:p>
-      <w:pPr>
-        <w:spacing w:before="80" w:after="80" w:line="320" w:lineRule="auto"/>
-        <w:ind w:left="720" w:hanging="720"/>
-        <w:jc w:val="both"/>
-      </w:pPr>
-      <w:r>
-        <w:t>World Bank. (2023). Financial Inclusion. Retrieved from https://www.worldbank.org/ext/en/topic/financial-sector/financial-inclusion</w:t>
-      </w:r>
-    </w:p>
-    <w:p>
-      <w:pPr>
-        <w:spacing w:before="80" w:after="80" w:line="320" w:lineRule="auto"/>
-        <w:ind w:left="720" w:hanging="720"/>
-        <w:jc w:val="both"/>
-      </w:pPr>
-      <w:r>
-        <w:t>World Bank. (2022). Cyber Threats to the Financial Sector in Africa.</w:t>
-      </w:r>
-    </w:p>
-    <w:p>
-      <w:pPr>
-        <w:spacing w:before="80" w:after="80" w:line="320" w:lineRule="auto"/>
-        <w:ind w:left="720" w:hanging="720"/>
-        <w:jc w:val="both"/>
-      </w:pPr>
-      <w:r>
-        <w:t>Zeithaml, V. A., Berry, L. L., &amp; Parasuraman, A. (1996). The behavioral consequences of service quality. Journal of Marketing, 60(2), 31–46.</w:t>
-      </w:r>
-    </w:p>
-    <w:p>
-      <w:pPr>
-        <w:pStyle w:val="p1"/>
-      </w:pPr>
-      <w:r>
-        <w:t xml:space="preserve">Aaker, D. A., Kumar, V. and Day, G. S. (2011). </w:t>
-      </w:r>
-      <w:r>
-        <w:rPr>
-          <w:rStyle w:val="s2"/>
-          <w:i/>
-          <w:iCs/>
-        </w:rPr>
-        <w:t>Marketing Research</w:t>
-      </w:r>
-      <w:r>
-        <w:rPr>
-          <w:rStyle w:val="s1"/>
-        </w:rPr>
-        <w:t>. 10th ed. New York: John Wiley and Sons.</w:t>
-      </w:r>
-    </w:p>
-    <w:p>
-      <w:pPr>
-        <w:pStyle w:val="p1"/>
-      </w:pPr>
-      <w:r>
-        <w:t xml:space="preserve">Aboagye-Debrah, K. (2007). </w:t>
-      </w:r>
-      <w:r>
-        <w:rPr>
-          <w:rStyle w:val="s2"/>
-          <w:i/>
-          <w:iCs/>
-        </w:rPr>
-        <w:t>Competition, Growth and Performance in the Banking Industry in Ghana</w:t>
-      </w:r>
-      <w:r>
-        <w:rPr>
-          <w:rStyle w:val="s1"/>
-        </w:rPr>
-        <w:t>. Accra: Ghana Universities Press.</w:t>
-      </w:r>
-    </w:p>
-    <w:p>
-      <w:pPr>
-        <w:pStyle w:val="p1"/>
-      </w:pPr>
-      <w:r>
-        <w:t xml:space="preserve">Adams, A. M. and Lamptey, D. B. (2009). Customer satisfaction in the Ghanaian banking industry. </w:t>
-      </w:r>
-      <w:r>
-        <w:rPr>
-          <w:rStyle w:val="s2"/>
-          <w:i/>
-          <w:iCs/>
-        </w:rPr>
-        <w:t>International Journal of Business and Management</w:t>
-      </w:r>
-      <w:r>
-        <w:rPr>
-          <w:rStyle w:val="s1"/>
-        </w:rPr>
-        <w:t>, 4(5), pp. 81–90.</w:t>
-      </w:r>
-    </w:p>
-    <w:p>
-      <w:pPr>
-        <w:pStyle w:val="p1"/>
-      </w:pPr>
-      <w:r>
-        <w:t xml:space="preserve">Agyapong, G. K. Q. (2011). The effect of service quality on customer satisfaction in the utility industry. </w:t>
-      </w:r>
-      <w:r>
-        <w:rPr>
-          <w:rStyle w:val="s2"/>
-          <w:i/>
-          <w:iCs/>
-        </w:rPr>
-        <w:t>International Journal of Business and Management</w:t>
-      </w:r>
-      <w:r>
-        <w:rPr>
-          <w:rStyle w:val="s1"/>
-        </w:rPr>
-        <w:t>, 6(5), pp. 203–210.</w:t>
-      </w:r>
-    </w:p>
-    <w:p>
-      <w:pPr>
-        <w:pStyle w:val="p1"/>
-      </w:pPr>
-      <w:r>
-        <w:t xml:space="preserve">Asubonteng, P., McCleary, K. J. and Swan, J. E. (1996). SERVQUAL revisited: A critical review of service quality. </w:t>
-      </w:r>
-      <w:r>
-        <w:rPr>
-          <w:rStyle w:val="s2"/>
-          <w:i/>
-          <w:iCs/>
-        </w:rPr>
-        <w:t>Journal of Services Marketing</w:t>
-      </w:r>
-      <w:r>
-        <w:rPr>
-          <w:rStyle w:val="s1"/>
-        </w:rPr>
-        <w:t>, 10(6), pp. 62–81.</w:t>
-      </w:r>
-    </w:p>
-    <w:p>
-      <w:pPr>
-        <w:pStyle w:val="p1"/>
-      </w:pPr>
-      <w:r>
-        <w:t xml:space="preserve">Bank of Ghana. (2023). </w:t>
-      </w:r>
-      <w:r>
-        <w:rPr>
-          <w:rStyle w:val="s2"/>
-          <w:i/>
-          <w:iCs/>
-        </w:rPr>
-        <w:t>Annual Report and Financial Statement</w:t>
-      </w:r>
-      <w:r>
-        <w:rPr>
-          <w:rStyle w:val="s1"/>
-        </w:rPr>
-        <w:t>. Accra: Bank of Ghana.</w:t>
-      </w:r>
-    </w:p>
-    <w:p>
-      <w:pPr>
-        <w:pStyle w:val="p1"/>
-      </w:pPr>
-      <w:r>
-        <w:t xml:space="preserve">Burns, A. C. and Bush, R. F. (2014). </w:t>
-      </w:r>
-      <w:r>
-        <w:rPr>
-          <w:rStyle w:val="s2"/>
-          <w:i/>
-          <w:iCs/>
-        </w:rPr>
-        <w:t>Marketing Research</w:t>
-      </w:r>
-      <w:r>
-        <w:rPr>
-          <w:rStyle w:val="s1"/>
-        </w:rPr>
-        <w:t>. 7th ed. Harlow: Pearson Education.</w:t>
-      </w:r>
-    </w:p>
-    <w:p>
-      <w:pPr>
-        <w:pStyle w:val="p1"/>
-      </w:pPr>
-      <w:r>
-        <w:t xml:space="preserve">Creswell, J. W. (2014). </w:t>
-      </w:r>
-      <w:r>
-        <w:rPr>
-          <w:rStyle w:val="s2"/>
-          <w:i/>
-          <w:iCs/>
-        </w:rPr>
-        <w:t>Research Design: Qualitative, Quantitative and Mixed Methods Approaches</w:t>
-      </w:r>
-      <w:r>
-        <w:rPr>
-          <w:rStyle w:val="s1"/>
-        </w:rPr>
-        <w:t>. 4th ed. Thousand Oaks: Sage Publications.</w:t>
-      </w:r>
-    </w:p>
-    <w:p>
-      <w:pPr>
-        <w:pStyle w:val="p1"/>
-      </w:pPr>
-      <w:r>
-        <w:t xml:space="preserve">Cronin, J. J. and Taylor, S. A. (1992). Measuring service quality: A reexamination and extension. </w:t>
-      </w:r>
-      <w:r>
-        <w:rPr>
-          <w:rStyle w:val="s2"/>
-          <w:i/>
-          <w:iCs/>
-        </w:rPr>
-        <w:t>Journal of Marketing</w:t>
-      </w:r>
-      <w:r>
-        <w:rPr>
-          <w:rStyle w:val="s1"/>
-        </w:rPr>
-        <w:t>, 56(3), pp. 55–68</w:t>
-      </w:r>
-    </w:p>
-    <w:p>
-      <w:pPr>
-        <w:pStyle w:val="p1"/>
-      </w:pPr>
-      <w:r>
-        <w:t xml:space="preserve">Ghana Commercial Bank PLC. (2023). </w:t>
-      </w:r>
-      <w:r>
-        <w:rPr>
-          <w:rStyle w:val="s2"/>
-          <w:i/>
-          <w:iCs/>
-        </w:rPr>
-        <w:t>Annual Report and Financial Statements</w:t>
-      </w:r>
-      <w:r>
-        <w:rPr>
-          <w:rStyle w:val="s1"/>
-        </w:rPr>
-        <w:t>. Accra: GCB Bank PLC.</w:t>
-      </w:r>
-    </w:p>
-    <w:p>
-      <w:pPr>
-        <w:pStyle w:val="p1"/>
-      </w:pPr>
-      <w:r>
-        <w:t xml:space="preserve">Hair, J. F., Black, W. C., Babin, B. J. and Anderson, R. E. (2014). </w:t>
-      </w:r>
-      <w:r>
-        <w:rPr>
-          <w:rStyle w:val="s2"/>
-          <w:i/>
-          <w:iCs/>
-        </w:rPr>
-        <w:t>Multivariate Data Analysis</w:t>
-      </w:r>
-      <w:r>
-        <w:rPr>
-          <w:rStyle w:val="s1"/>
-        </w:rPr>
-        <w:t>. 7th ed. Harlow: Pearson Education.</w:t>
-      </w:r>
-    </w:p>
-    <w:p>
-      <w:pPr>
-        <w:pStyle w:val="p1"/>
-      </w:pPr>
-      <w:r>
-        <w:t xml:space="preserve">Kothari, C. R. (2004). </w:t>
-      </w:r>
-      <w:r>
-        <w:rPr>
-          <w:rStyle w:val="s2"/>
-          <w:i/>
-          <w:iCs/>
-        </w:rPr>
-        <w:t>Research Methodology: Methods and Techniques</w:t>
-      </w:r>
-      <w:r>
-        <w:rPr>
-          <w:rStyle w:val="s1"/>
-        </w:rPr>
-        <w:t>. 2nd ed. New Delhi: New Age International Publishers.</w:t>
-      </w:r>
-    </w:p>
-    <w:p>
-      <w:pPr>
-        <w:pStyle w:val="p1"/>
-      </w:pPr>
-      <w:r>
-        <w:t xml:space="preserve">Kotler, P. and Keller, K. L. (2016). </w:t>
-      </w:r>
-      <w:r>
-        <w:rPr>
-          <w:rStyle w:val="s2"/>
-          <w:i/>
-          <w:iCs/>
-        </w:rPr>
-        <w:t>Marketing Management</w:t>
-      </w:r>
-      <w:r>
-        <w:rPr>
-          <w:rStyle w:val="s1"/>
-        </w:rPr>
-        <w:t>. 15th ed. Harlow: Pearson Education Limited.</w:t>
-      </w:r>
-    </w:p>
-    <w:p>
-      <w:pPr>
-        <w:pStyle w:val="p1"/>
-      </w:pPr>
-      <w:r>
-        <w:t xml:space="preserve">Kumar, R. (2011). </w:t>
-      </w:r>
-      <w:r>
-        <w:rPr>
-          <w:rStyle w:val="s2"/>
-          <w:i/>
-          <w:iCs/>
-        </w:rPr>
-        <w:t>Research Methodology: A Step-by-Step Guide for Beginners</w:t>
-      </w:r>
-      <w:r>
-        <w:rPr>
-          <w:rStyle w:val="s1"/>
-        </w:rPr>
-        <w:t>. 3rd ed. London: Sage Publications.</w:t>
-      </w:r>
-    </w:p>
-    <w:p>
-      <w:pPr>
-        <w:pStyle w:val="p1"/>
-      </w:pPr>
-      <w:r>
-        <w:t xml:space="preserve">Malhotra, N. K. and Dash, S. (2016). </w:t>
-      </w:r>
-      <w:r>
-        <w:rPr>
-          <w:rStyle w:val="s2"/>
-          <w:i/>
-          <w:iCs/>
-        </w:rPr>
-        <w:t>Marketing Research: An Applied Orientation</w:t>
-      </w:r>
-      <w:r>
-        <w:rPr>
-          <w:rStyle w:val="s1"/>
-        </w:rPr>
-        <w:t>. 7th ed. Harlow: Pearson Education.</w:t>
-      </w:r>
-    </w:p>
-    <w:p>
-      <w:pPr>
-        <w:pStyle w:val="p1"/>
-      </w:pPr>
-      <w:r>
-        <w:t xml:space="preserve">Mensah, I. (2015). The impact of electronic banking on customer satisfaction in Ghana. </w:t>
-      </w:r>
-      <w:r>
-        <w:rPr>
-          <w:rStyle w:val="s2"/>
-          <w:i/>
-          <w:iCs/>
-        </w:rPr>
-        <w:t>International Journal of Economics, Commerce and Management</w:t>
-      </w:r>
-      <w:r>
-        <w:rPr>
-          <w:rStyle w:val="s1"/>
-        </w:rPr>
-        <w:t>, 3(5), pp. 680–695.</w:t>
-      </w:r>
-    </w:p>
-    <w:p>
-      <w:pPr>
-        <w:pStyle w:val="p1"/>
-      </w:pPr>
-      <w:r>
-        <w:t xml:space="preserve">Narteh, B. (2013). Service quality and customer satisfaction in Ghanaian retail banks. </w:t>
-      </w:r>
-      <w:r>
-        <w:rPr>
-          <w:rStyle w:val="s2"/>
-          <w:i/>
-          <w:iCs/>
-        </w:rPr>
-        <w:t>International Journal of Marketing Studies</w:t>
-      </w:r>
-      <w:r>
-        <w:rPr>
-          <w:rStyle w:val="s1"/>
-        </w:rPr>
-        <w:t>, 5(4), pp. 45–55.</w:t>
-      </w:r>
-    </w:p>
-    <w:p>
-      <w:pPr>
-        <w:pStyle w:val="p1"/>
-      </w:pPr>
-      <w:r>
-        <w:t xml:space="preserve">Parasuraman, A., Zeithaml, V. A. and Berry, L. L. (1988). SERVQUAL: A multiple-item scale for measuring consumer perceptions of service quality. </w:t>
-      </w:r>
-      <w:r>
-        <w:rPr>
-          <w:rStyle w:val="s2"/>
-          <w:i/>
-          <w:iCs/>
-        </w:rPr>
-        <w:t>Journal of Retailing</w:t>
-      </w:r>
-      <w:r>
-        <w:rPr>
-          <w:rStyle w:val="s1"/>
-        </w:rPr>
-        <w:t>, 64(1), pp. 12–40.</w:t>
-      </w:r>
-    </w:p>
-    <w:p>
-      <w:pPr>
-        <w:pStyle w:val="p1"/>
-      </w:pPr>
-      <w:r>
-        <w:t xml:space="preserve">Saunders, M., Lewis, P. and Thornhill, A. (2016). </w:t>
-      </w:r>
-      <w:r>
-        <w:rPr>
-          <w:rStyle w:val="s2"/>
-          <w:i/>
-          <w:iCs/>
-        </w:rPr>
-        <w:t>Research Methods for Business Students</w:t>
-      </w:r>
-      <w:r>
-        <w:rPr>
-          <w:rStyle w:val="s1"/>
-        </w:rPr>
-        <w:t>. 7th ed. Harlow: Pearson Education Limited.</w:t>
-      </w:r>
-    </w:p>
-    <w:p>
-      <w:pPr>
-        <w:pStyle w:val="p1"/>
-      </w:pPr>
-      <w:r>
-        <w:t xml:space="preserve">Sekaran, U. and Bougie, R. (2016). </w:t>
-      </w:r>
-      <w:r>
-        <w:rPr>
-          <w:rStyle w:val="s2"/>
-          <w:i/>
-          <w:iCs/>
-        </w:rPr>
-        <w:t>Research Methods for Business: A Skill Building Approach</w:t>
-      </w:r>
-      <w:r>
-        <w:rPr>
-          <w:rStyle w:val="s1"/>
-        </w:rPr>
-        <w:t>. 7th ed. Chichester: John Wiley and Sons.</w:t>
-      </w:r>
-    </w:p>
-    <w:p>
-      <w:pPr>
-        <w:pStyle w:val="p1"/>
-        <w:rPr>
-          <w:rStyle w:val="s1"/>
-        </w:rPr>
-      </w:pPr>
-      <w:r>
-        <w:t xml:space="preserve">Yeboah, E. and Agyei, J. (2012). Electronic banking and customer satisfaction in the Ghanaian banking industry. </w:t>
-      </w:r>
-      <w:r>
-        <w:rPr>
-          <w:rStyle w:val="s2"/>
-          <w:i/>
-          <w:iCs/>
-        </w:rPr>
-        <w:t>Research Journal of Finance and Accounting</w:t>
-      </w:r>
-      <w:r>
-        <w:rPr>
-          <w:rStyle w:val="s1"/>
-        </w:rPr>
-        <w:t>, 3(2), pp. 45–53.</w:t>
-      </w:r>
-    </w:p>
-    <w:p>
-      <w:pPr>
-        <w:spacing w:before="80" w:after="80" w:line="320" w:lineRule="auto"/>
-        <w:ind w:left="720" w:hanging="720"/>
-        <w:jc w:val="both"/>
-      </w:pPr>
+        <w:t xml:space="preserve">Zeithaml, V. A., Berry, L. L. and Parasuraman, A. (1996) 'The behavioral consequences of service quality', Journal of Marketing, 60(2), pp. 31–46.</w:t>
+      </w:r>
     </w:p>
     <w:p>
       <w:pPr>

--- a/docs/ATM_Service_Quality_Project.docx
+++ b/docs/ATM_Service_Quality_Project.docx
@@ -371,8 +371,9 @@
           <w:b/>
         </w:rPr>
         <w:sectPr>
+          <w:footerReference w:type="default" r:id="rIdFooter1"/>
           <w:type w:val="continuous"/>
-          <w:pgSz w:w="12240" w:h="15840"/>
+          <w:pgSz w:w="11906" w:h="16838"/>
           <w:pgMar w:top="1380" w:right="720" w:bottom="280" w:left="1080" w:header="720" w:footer="720" w:gutter="0"/>
           <w:cols w:space="720"/>
         </w:sectPr>
@@ -433,7 +434,7 @@
         <w:ind w:left="360" w:right="1631"/>
       </w:pPr>
       <w:r>
-        <w:t>This project is presented as part of the requirements for Degree in Information Technology awarded by Ghana Communication technology University. This project is submitted in the partial</w:t>
+        <w:t>This project is presented as part of the requirements for Degree in Information Technology awarded by Ghana Communications Technology University. This project is submitted in the partial</w:t>
       </w:r>
       <w:r>
         <w:rPr>
@@ -870,7 +871,8 @@
           <w:b/>
         </w:rPr>
         <w:sectPr>
-          <w:pgSz w:w="12240" w:h="15840"/>
+          <w:footerReference w:type="default" r:id="rIdFooter1"/>
+          <w:pgSz w:w="11906" w:h="16838"/>
           <w:pgMar w:top="1380" w:right="720" w:bottom="280" w:left="1080" w:header="720" w:footer="720" w:gutter="0"/>
           <w:cols w:space="720"/>
         </w:sectPr>
@@ -1289,7 +1291,8 @@
           <w:b/>
         </w:rPr>
         <w:sectPr>
-          <w:pgSz w:w="12240" w:h="15840"/>
+          <w:footerReference w:type="default" r:id="rIdFooter1"/>
+          <w:pgSz w:w="11906" w:h="16838"/>
           <w:pgMar w:top="1380" w:right="720" w:bottom="280" w:left="1080" w:header="720" w:footer="720" w:gutter="0"/>
           <w:cols w:space="720"/>
         </w:sectPr>
@@ -1298,19 +1301,61 @@
     <w:p>
       <w:pPr>
         <w:spacing w:before="61"/>
-        <w:ind w:left="1177" w:right="1537"/>
         <w:jc w:val="center"/>
         <w:rPr>
           <w:b/>
-          <w:spacing w:val="-2"/>
-        </w:rPr>
-      </w:pPr>
-      <w:r>
-        <w:rPr>
-          <w:b/>
-          <w:spacing w:val="-2"/>
-        </w:rPr>
-        <w:t>ABSTRACT</w:t>
+        </w:rPr>
+      </w:pPr>
+      <w:r>
+        <w:rPr>
+          <w:b/>
+        </w:rPr>
+        <w:t xml:space="preserve">DEDICATION</w:t>
+      </w:r>
+    </w:p>
+    <w:p>
+      <w:pPr>
+        <w:spacing w:before="120" w:after="240"/>
+        <w:jc w:val="both"/>
+        <w:rPr>
+          <w:i/>
+        </w:rPr>
+      </w:pPr>
+      <w:r>
+        <w:rPr>
+          <w:i/>
+        </w:rPr>
+        <w:t xml:space="preserve">[Insert your dedication here — for example, the family members, friends, or mentors you wish to dedicate this work to.]</w:t>
+      </w:r>
+    </w:p>
+    <w:p>
+      <w:pPr>
+        <w:spacing w:before="61"/>
+        <w:jc w:val="center"/>
+        <w:rPr>
+          <w:b/>
+        </w:rPr>
+      </w:pPr>
+      <w:r>
+        <w:rPr>
+          <w:b/>
+        </w:rPr>
+        <w:t xml:space="preserve">ACKNOWLEDGEMENT</w:t>
+      </w:r>
+    </w:p>
+    <w:p>
+      <w:pPr>
+        <w:spacing w:before="120" w:after="240"/>
+        <w:jc w:val="both"/>
+        <w:rPr>
+          <w:i/>
+        </w:rPr>
+      </w:pPr>
+      <w:r>
+        <w:rPr>
+          <w:i/>
+        </w:rPr>
+        <w:t xml:space="preserve">[Insert your acknowledgement here — thank your supervisor, lecturers, family, and anyone else who supported this project.]</w:t>
       </w:r>
     </w:p>
     <w:p>
@@ -1320,6 +1365,24 @@
         <w:jc w:val="center"/>
         <w:rPr>
           <w:b/>
+          <w:spacing w:val="-2"/>
+        </w:rPr>
+      </w:pPr>
+      <w:r>
+        <w:rPr>
+          <w:b/>
+          <w:spacing w:val="-2"/>
+        </w:rPr>
+        <w:t>ABSTRACT</w:t>
+      </w:r>
+    </w:p>
+    <w:p>
+      <w:pPr>
+        <w:spacing w:before="61"/>
+        <w:ind w:left="1177" w:right="1537"/>
+        <w:jc w:val="center"/>
+        <w:rPr>
+          <w:b/>
         </w:rPr>
       </w:pPr>
     </w:p>
@@ -1473,7 +1536,8 @@
         <w:pStyle w:val="BodyText"/>
         <w:spacing w:line="259" w:lineRule="auto"/>
         <w:sectPr>
-          <w:pgSz w:w="12240" w:h="15840"/>
+          <w:footerReference w:type="default" r:id="rIdFooter1"/>
+          <w:pgSz w:w="11906" w:h="16838"/>
           <w:pgMar w:top="1380" w:right="720" w:bottom="280" w:left="1080" w:header="720" w:footer="720" w:gutter="0"/>
           <w:cols w:space="720"/>
         </w:sectPr>
@@ -1520,7 +1584,27 @@
           <w:b/>
           <w:spacing w:val="-2"/>
         </w:rPr>
-        <w:t>CONTENT</w:t>
+        <w:t>CONTENTS</w:t>
+      </w:r>
+    </w:p>
+    <w:p>
+      <w:pPr>
+        <w:spacing w:before="120" w:after="120"/>
+      </w:pPr>
+      <w:r>
+        <w:fldChar w:fldCharType="begin" w:dirty="true"/>
+      </w:r>
+      <w:r>
+        <w:instrText xml:space="preserve"> TOC \o "1-2" \h \z \u </w:instrText>
+      </w:r>
+      <w:r>
+        <w:fldChar w:fldCharType="separate"/>
+      </w:r>
+      <w:r>
+        <w:t>Right-click this paragraph and choose "Update Field" (or press F9) to generate the table of contents from the chapter and section headings.</w:t>
+      </w:r>
+      <w:r>
+        <w:fldChar w:fldCharType="end"/>
       </w:r>
     </w:p>
     <w:p>
@@ -1539,7 +1623,8 @@
           <w:rFonts w:ascii="Calibri"/>
         </w:rPr>
         <w:sectPr>
-          <w:pgSz w:w="12240" w:h="15840"/>
+          <w:footerReference w:type="default" r:id="rIdFooter1"/>
+          <w:pgSz w:w="11906" w:h="16838"/>
           <w:pgMar w:top="1380" w:right="720" w:bottom="280" w:left="1080" w:header="720" w:footer="720" w:gutter="0"/>
           <w:cols w:space="720"/>
         </w:sectPr>
@@ -4409,6 +4494,7 @@
       </w:r>
     </w:p>
     <w:sectPr>
+      <w:footerReference w:type="default" r:id="rIdFooter1"/>
       <w:pgSz w:w="11906" w:h="16838"/>
       <w:pgMar w:top="1440" w:right="1440" w:bottom="1440" w:left="1440" w:header="708" w:footer="708" w:gutter="0"/>
       <w:cols w:space="708"/>
@@ -4416,6 +4502,31 @@
     </w:sectPr>
   </w:body>
 </w:document>
+</file>
+
+<file path=word/footer1.xml><?xml version="1.0" encoding="utf-8"?>
+<w:ftr xmlns:w="http://schemas.openxmlformats.org/wordprocessingml/2006/main">
+  <w:p>
+    <w:pPr>
+      <w:jc w:val="center"/>
+    </w:pPr>
+    <w:r>
+      <w:fldChar w:fldCharType="begin"/>
+    </w:r>
+    <w:r>
+      <w:instrText xml:space="preserve"> PAGE </w:instrText>
+    </w:r>
+    <w:r>
+      <w:fldChar w:fldCharType="separate"/>
+    </w:r>
+    <w:r>
+      <w:t>1</w:t>
+    </w:r>
+    <w:r>
+      <w:fldChar w:fldCharType="end"/>
+    </w:r>
+  </w:p>
+</w:ftr>
 </file>
 
 <file path=word/numbering.xml><?xml version="1.0" encoding="utf-8"?>
